--- a/docs/基于Agent和大模型的绩效考核报告生成系统PRD.docx
+++ b/docs/基于Agent和大模型的绩效考核报告生成系统PRD.docx
@@ -14,7 +14,7 @@
           <w:color w:val="1F4E79"/>
           <w:sz w:val="36"/>
         </w:rPr>
-        <w:t>基于Agent和大模型的绩效考核报告生成系统PRD</w:t>
+        <w:t>农村污水PPP绩效考核报告生成系统PRD</w:t>
       </w:r>
     </w:p>
     <w:p>
@@ -28,502 +28,7 @@
           <w:color w:val="1F4E79"/>
           <w:sz w:val="32"/>
         </w:rPr>
-        <w:t>1. 文档信息</w:t>
-      </w:r>
-    </w:p>
-    <w:tbl>
-      <w:tblPr>
-        <w:tblStyle w:val="TableGrid"/>
-        <w:tblW w:type="auto" w:w="0"/>
-        <w:jc w:val="center"/>
-        <w:tblLook w:firstColumn="1" w:firstRow="1" w:lastColumn="0" w:lastRow="0" w:noHBand="0" w:noVBand="1" w:val="04A0"/>
-      </w:tblPr>
-      <w:tblGrid>
-        <w:gridCol w:w="4824"/>
-        <w:gridCol w:w="4824"/>
-      </w:tblGrid>
-      <w:tr>
-        <w:tc>
-          <w:tcPr>
-            <w:tcW w:type="dxa" w:w="4824"/>
-            <w:vAlign w:val="center"/>
-            <w:shd w:fill="E8EEF5"/>
-            <w:tcBorders>
-              <w:top w:val="single" w:sz="4" w:space="0" w:color="B8C4D1"/>
-              <w:left w:val="single" w:sz="4" w:space="0" w:color="B8C4D1"/>
-              <w:bottom w:val="single" w:sz="4" w:space="0" w:color="B8C4D1"/>
-              <w:right w:val="single" w:sz="4" w:space="0" w:color="B8C4D1"/>
-            </w:tcBorders>
-            <w:tcMar>
-              <w:top w:w="80" w:type="dxa"/>
-              <w:bottom w:w="80" w:type="dxa"/>
-              <w:start w:w="120" w:type="dxa"/>
-              <w:end w:w="120" w:type="dxa"/>
-            </w:tcMar>
-          </w:tcPr>
-          <w:p>
-            <w:pPr>
-              <w:jc w:val="center"/>
-            </w:pPr>
-            <w:r/>
-            <w:r>
-              <w:rPr>
-                <w:rFonts w:ascii="宋体" w:hAnsi="宋体" w:eastAsia="宋体"/>
-                <w:b/>
-                <w:sz w:val="20"/>
-              </w:rPr>
-              <w:t>项目</w:t>
-            </w:r>
-          </w:p>
-        </w:tc>
-        <w:tc>
-          <w:tcPr>
-            <w:tcW w:type="dxa" w:w="4824"/>
-            <w:vAlign w:val="center"/>
-            <w:shd w:fill="E8EEF5"/>
-            <w:tcBorders>
-              <w:top w:val="single" w:sz="4" w:space="0" w:color="B8C4D1"/>
-              <w:left w:val="single" w:sz="4" w:space="0" w:color="B8C4D1"/>
-              <w:bottom w:val="single" w:sz="4" w:space="0" w:color="B8C4D1"/>
-              <w:right w:val="single" w:sz="4" w:space="0" w:color="B8C4D1"/>
-            </w:tcBorders>
-            <w:tcMar>
-              <w:top w:w="80" w:type="dxa"/>
-              <w:bottom w:w="80" w:type="dxa"/>
-              <w:start w:w="120" w:type="dxa"/>
-              <w:end w:w="120" w:type="dxa"/>
-            </w:tcMar>
-          </w:tcPr>
-          <w:p>
-            <w:pPr>
-              <w:jc w:val="center"/>
-            </w:pPr>
-            <w:r/>
-            <w:r>
-              <w:rPr>
-                <w:rFonts w:ascii="宋体" w:hAnsi="宋体" w:eastAsia="宋体"/>
-                <w:b/>
-                <w:sz w:val="20"/>
-              </w:rPr>
-              <w:t>内容</w:t>
-            </w:r>
-          </w:p>
-        </w:tc>
-      </w:tr>
-      <w:tr>
-        <w:tc>
-          <w:tcPr>
-            <w:tcW w:type="dxa" w:w="4824"/>
-            <w:vAlign w:val="center"/>
-            <w:tcBorders>
-              <w:top w:val="single" w:sz="4" w:space="0" w:color="B8C4D1"/>
-              <w:left w:val="single" w:sz="4" w:space="0" w:color="B8C4D1"/>
-              <w:bottom w:val="single" w:sz="4" w:space="0" w:color="B8C4D1"/>
-              <w:right w:val="single" w:sz="4" w:space="0" w:color="B8C4D1"/>
-            </w:tcBorders>
-            <w:tcMar>
-              <w:top w:w="80" w:type="dxa"/>
-              <w:bottom w:w="80" w:type="dxa"/>
-              <w:start w:w="120" w:type="dxa"/>
-              <w:end w:w="120" w:type="dxa"/>
-            </w:tcMar>
-          </w:tcPr>
-          <w:p>
-            <w:pPr>
-              <w:jc w:val="center"/>
-            </w:pPr>
-            <w:r/>
-            <w:r>
-              <w:rPr>
-                <w:rFonts w:ascii="宋体" w:hAnsi="宋体" w:eastAsia="宋体"/>
-                <w:b w:val="0"/>
-                <w:sz w:val="20"/>
-              </w:rPr>
-              <w:t>产品名称</w:t>
-            </w:r>
-          </w:p>
-        </w:tc>
-        <w:tc>
-          <w:tcPr>
-            <w:tcW w:type="dxa" w:w="4824"/>
-            <w:vAlign w:val="center"/>
-            <w:tcBorders>
-              <w:top w:val="single" w:sz="4" w:space="0" w:color="B8C4D1"/>
-              <w:left w:val="single" w:sz="4" w:space="0" w:color="B8C4D1"/>
-              <w:bottom w:val="single" w:sz="4" w:space="0" w:color="B8C4D1"/>
-              <w:right w:val="single" w:sz="4" w:space="0" w:color="B8C4D1"/>
-            </w:tcBorders>
-            <w:tcMar>
-              <w:top w:w="80" w:type="dxa"/>
-              <w:bottom w:w="80" w:type="dxa"/>
-              <w:start w:w="120" w:type="dxa"/>
-              <w:end w:w="120" w:type="dxa"/>
-            </w:tcMar>
-          </w:tcPr>
-          <w:p>
-            <w:pPr>
-              <w:jc w:val="left"/>
-            </w:pPr>
-            <w:r/>
-            <w:r>
-              <w:rPr>
-                <w:rFonts w:ascii="宋体" w:hAnsi="宋体" w:eastAsia="宋体"/>
-                <w:b w:val="0"/>
-                <w:sz w:val="20"/>
-              </w:rPr>
-              <w:t>农村污水PPP绩效考核报告生成系统</w:t>
-            </w:r>
-          </w:p>
-        </w:tc>
-      </w:tr>
-      <w:tr>
-        <w:tc>
-          <w:tcPr>
-            <w:tcW w:type="dxa" w:w="4824"/>
-            <w:vAlign w:val="center"/>
-            <w:tcBorders>
-              <w:top w:val="single" w:sz="4" w:space="0" w:color="B8C4D1"/>
-              <w:left w:val="single" w:sz="4" w:space="0" w:color="B8C4D1"/>
-              <w:bottom w:val="single" w:sz="4" w:space="0" w:color="B8C4D1"/>
-              <w:right w:val="single" w:sz="4" w:space="0" w:color="B8C4D1"/>
-            </w:tcBorders>
-            <w:tcMar>
-              <w:top w:w="80" w:type="dxa"/>
-              <w:bottom w:w="80" w:type="dxa"/>
-              <w:start w:w="120" w:type="dxa"/>
-              <w:end w:w="120" w:type="dxa"/>
-            </w:tcMar>
-          </w:tcPr>
-          <w:p>
-            <w:pPr>
-              <w:jc w:val="center"/>
-            </w:pPr>
-            <w:r/>
-            <w:r>
-              <w:rPr>
-                <w:rFonts w:ascii="宋体" w:hAnsi="宋体" w:eastAsia="宋体"/>
-                <w:b w:val="0"/>
-                <w:sz w:val="20"/>
-              </w:rPr>
-              <w:t>文档类型</w:t>
-            </w:r>
-          </w:p>
-        </w:tc>
-        <w:tc>
-          <w:tcPr>
-            <w:tcW w:type="dxa" w:w="4824"/>
-            <w:vAlign w:val="center"/>
-            <w:tcBorders>
-              <w:top w:val="single" w:sz="4" w:space="0" w:color="B8C4D1"/>
-              <w:left w:val="single" w:sz="4" w:space="0" w:color="B8C4D1"/>
-              <w:bottom w:val="single" w:sz="4" w:space="0" w:color="B8C4D1"/>
-              <w:right w:val="single" w:sz="4" w:space="0" w:color="B8C4D1"/>
-            </w:tcBorders>
-            <w:tcMar>
-              <w:top w:w="80" w:type="dxa"/>
-              <w:bottom w:w="80" w:type="dxa"/>
-              <w:start w:w="120" w:type="dxa"/>
-              <w:end w:w="120" w:type="dxa"/>
-            </w:tcMar>
-          </w:tcPr>
-          <w:p>
-            <w:pPr>
-              <w:jc w:val="center"/>
-            </w:pPr>
-            <w:r/>
-            <w:r>
-              <w:rPr>
-                <w:rFonts w:ascii="宋体" w:hAnsi="宋体" w:eastAsia="宋体"/>
-                <w:b w:val="0"/>
-                <w:sz w:val="20"/>
-              </w:rPr>
-              <w:t>产品需求文档 PRD</w:t>
-            </w:r>
-          </w:p>
-        </w:tc>
-      </w:tr>
-      <w:tr>
-        <w:tc>
-          <w:tcPr>
-            <w:tcW w:type="dxa" w:w="4824"/>
-            <w:vAlign w:val="center"/>
-            <w:tcBorders>
-              <w:top w:val="single" w:sz="4" w:space="0" w:color="B8C4D1"/>
-              <w:left w:val="single" w:sz="4" w:space="0" w:color="B8C4D1"/>
-              <w:bottom w:val="single" w:sz="4" w:space="0" w:color="B8C4D1"/>
-              <w:right w:val="single" w:sz="4" w:space="0" w:color="B8C4D1"/>
-            </w:tcBorders>
-            <w:tcMar>
-              <w:top w:w="80" w:type="dxa"/>
-              <w:bottom w:w="80" w:type="dxa"/>
-              <w:start w:w="120" w:type="dxa"/>
-              <w:end w:w="120" w:type="dxa"/>
-            </w:tcMar>
-          </w:tcPr>
-          <w:p>
-            <w:pPr>
-              <w:jc w:val="center"/>
-            </w:pPr>
-            <w:r/>
-            <w:r>
-              <w:rPr>
-                <w:rFonts w:ascii="宋体" w:hAnsi="宋体" w:eastAsia="宋体"/>
-                <w:b w:val="0"/>
-                <w:sz w:val="20"/>
-              </w:rPr>
-              <w:t>目标版本</w:t>
-            </w:r>
-          </w:p>
-        </w:tc>
-        <w:tc>
-          <w:tcPr>
-            <w:tcW w:type="dxa" w:w="4824"/>
-            <w:vAlign w:val="center"/>
-            <w:tcBorders>
-              <w:top w:val="single" w:sz="4" w:space="0" w:color="B8C4D1"/>
-              <w:left w:val="single" w:sz="4" w:space="0" w:color="B8C4D1"/>
-              <w:bottom w:val="single" w:sz="4" w:space="0" w:color="B8C4D1"/>
-              <w:right w:val="single" w:sz="4" w:space="0" w:color="B8C4D1"/>
-            </w:tcBorders>
-            <w:tcMar>
-              <w:top w:w="80" w:type="dxa"/>
-              <w:bottom w:w="80" w:type="dxa"/>
-              <w:start w:w="120" w:type="dxa"/>
-              <w:end w:w="120" w:type="dxa"/>
-            </w:tcMar>
-          </w:tcPr>
-          <w:p>
-            <w:pPr>
-              <w:jc w:val="center"/>
-            </w:pPr>
-            <w:r/>
-            <w:r>
-              <w:rPr>
-                <w:rFonts w:ascii="宋体" w:hAnsi="宋体" w:eastAsia="宋体"/>
-                <w:b w:val="0"/>
-                <w:sz w:val="20"/>
-              </w:rPr>
-              <w:t>V1.1</w:t>
-            </w:r>
-          </w:p>
-        </w:tc>
-      </w:tr>
-      <w:tr>
-        <w:tc>
-          <w:tcPr>
-            <w:tcW w:type="dxa" w:w="4824"/>
-            <w:vAlign w:val="center"/>
-            <w:tcBorders>
-              <w:top w:val="single" w:sz="4" w:space="0" w:color="B8C4D1"/>
-              <w:left w:val="single" w:sz="4" w:space="0" w:color="B8C4D1"/>
-              <w:bottom w:val="single" w:sz="4" w:space="0" w:color="B8C4D1"/>
-              <w:right w:val="single" w:sz="4" w:space="0" w:color="B8C4D1"/>
-            </w:tcBorders>
-            <w:tcMar>
-              <w:top w:w="80" w:type="dxa"/>
-              <w:bottom w:w="80" w:type="dxa"/>
-              <w:start w:w="120" w:type="dxa"/>
-              <w:end w:w="120" w:type="dxa"/>
-            </w:tcMar>
-          </w:tcPr>
-          <w:p>
-            <w:pPr>
-              <w:jc w:val="center"/>
-            </w:pPr>
-            <w:r/>
-            <w:r>
-              <w:rPr>
-                <w:rFonts w:ascii="宋体" w:hAnsi="宋体" w:eastAsia="宋体"/>
-                <w:b w:val="0"/>
-                <w:sz w:val="20"/>
-              </w:rPr>
-              <w:t>核心场景</w:t>
-            </w:r>
-          </w:p>
-        </w:tc>
-        <w:tc>
-          <w:tcPr>
-            <w:tcW w:type="dxa" w:w="4824"/>
-            <w:vAlign w:val="center"/>
-            <w:tcBorders>
-              <w:top w:val="single" w:sz="4" w:space="0" w:color="B8C4D1"/>
-              <w:left w:val="single" w:sz="4" w:space="0" w:color="B8C4D1"/>
-              <w:bottom w:val="single" w:sz="4" w:space="0" w:color="B8C4D1"/>
-              <w:right w:val="single" w:sz="4" w:space="0" w:color="B8C4D1"/>
-            </w:tcBorders>
-            <w:tcMar>
-              <w:top w:w="80" w:type="dxa"/>
-              <w:bottom w:w="80" w:type="dxa"/>
-              <w:start w:w="120" w:type="dxa"/>
-              <w:end w:w="120" w:type="dxa"/>
-            </w:tcMar>
-          </w:tcPr>
-          <w:p>
-            <w:pPr>
-              <w:jc w:val="left"/>
-            </w:pPr>
-            <w:r/>
-            <w:r>
-              <w:rPr>
-                <w:rFonts w:ascii="宋体" w:hAnsi="宋体" w:eastAsia="宋体"/>
-                <w:b w:val="0"/>
-                <w:sz w:val="20"/>
-              </w:rPr>
-              <w:t>上传资料包，自动生成正式绩效考核报告</w:t>
-            </w:r>
-          </w:p>
-        </w:tc>
-      </w:tr>
-      <w:tr>
-        <w:tc>
-          <w:tcPr>
-            <w:tcW w:type="dxa" w:w="4824"/>
-            <w:vAlign w:val="center"/>
-            <w:tcBorders>
-              <w:top w:val="single" w:sz="4" w:space="0" w:color="B8C4D1"/>
-              <w:left w:val="single" w:sz="4" w:space="0" w:color="B8C4D1"/>
-              <w:bottom w:val="single" w:sz="4" w:space="0" w:color="B8C4D1"/>
-              <w:right w:val="single" w:sz="4" w:space="0" w:color="B8C4D1"/>
-            </w:tcBorders>
-            <w:tcMar>
-              <w:top w:w="80" w:type="dxa"/>
-              <w:bottom w:w="80" w:type="dxa"/>
-              <w:start w:w="120" w:type="dxa"/>
-              <w:end w:w="120" w:type="dxa"/>
-            </w:tcMar>
-          </w:tcPr>
-          <w:p>
-            <w:pPr>
-              <w:jc w:val="center"/>
-            </w:pPr>
-            <w:r/>
-            <w:r>
-              <w:rPr>
-                <w:rFonts w:ascii="宋体" w:hAnsi="宋体" w:eastAsia="宋体"/>
-                <w:b w:val="0"/>
-                <w:sz w:val="20"/>
-              </w:rPr>
-              <w:t>输入</w:t>
-            </w:r>
-          </w:p>
-        </w:tc>
-        <w:tc>
-          <w:tcPr>
-            <w:tcW w:type="dxa" w:w="4824"/>
-            <w:vAlign w:val="center"/>
-            <w:tcBorders>
-              <w:top w:val="single" w:sz="4" w:space="0" w:color="B8C4D1"/>
-              <w:left w:val="single" w:sz="4" w:space="0" w:color="B8C4D1"/>
-              <w:bottom w:val="single" w:sz="4" w:space="0" w:color="B8C4D1"/>
-              <w:right w:val="single" w:sz="4" w:space="0" w:color="B8C4D1"/>
-            </w:tcBorders>
-            <w:tcMar>
-              <w:top w:w="80" w:type="dxa"/>
-              <w:bottom w:w="80" w:type="dxa"/>
-              <w:start w:w="120" w:type="dxa"/>
-              <w:end w:w="120" w:type="dxa"/>
-            </w:tcMar>
-          </w:tcPr>
-          <w:p>
-            <w:pPr>
-              <w:jc w:val="left"/>
-            </w:pPr>
-            <w:r/>
-            <w:r>
-              <w:rPr>
-                <w:rFonts w:ascii="宋体" w:hAnsi="宋体" w:eastAsia="宋体"/>
-                <w:b w:val="0"/>
-                <w:sz w:val="20"/>
-              </w:rPr>
-              <w:t>资料包；新的金额计算方法为选填</w:t>
-            </w:r>
-          </w:p>
-        </w:tc>
-      </w:tr>
-      <w:tr>
-        <w:tc>
-          <w:tcPr>
-            <w:tcW w:type="dxa" w:w="4824"/>
-            <w:vAlign w:val="center"/>
-            <w:tcBorders>
-              <w:top w:val="single" w:sz="4" w:space="0" w:color="B8C4D1"/>
-              <w:left w:val="single" w:sz="4" w:space="0" w:color="B8C4D1"/>
-              <w:bottom w:val="single" w:sz="4" w:space="0" w:color="B8C4D1"/>
-              <w:right w:val="single" w:sz="4" w:space="0" w:color="B8C4D1"/>
-            </w:tcBorders>
-            <w:tcMar>
-              <w:top w:w="80" w:type="dxa"/>
-              <w:bottom w:w="80" w:type="dxa"/>
-              <w:start w:w="120" w:type="dxa"/>
-              <w:end w:w="120" w:type="dxa"/>
-            </w:tcMar>
-          </w:tcPr>
-          <w:p>
-            <w:pPr>
-              <w:jc w:val="center"/>
-            </w:pPr>
-            <w:r/>
-            <w:r>
-              <w:rPr>
-                <w:rFonts w:ascii="宋体" w:hAnsi="宋体" w:eastAsia="宋体"/>
-                <w:b w:val="0"/>
-                <w:sz w:val="20"/>
-              </w:rPr>
-              <w:t>输出</w:t>
-            </w:r>
-          </w:p>
-        </w:tc>
-        <w:tc>
-          <w:tcPr>
-            <w:tcW w:type="dxa" w:w="4824"/>
-            <w:vAlign w:val="center"/>
-            <w:tcBorders>
-              <w:top w:val="single" w:sz="4" w:space="0" w:color="B8C4D1"/>
-              <w:left w:val="single" w:sz="4" w:space="0" w:color="B8C4D1"/>
-              <w:bottom w:val="single" w:sz="4" w:space="0" w:color="B8C4D1"/>
-              <w:right w:val="single" w:sz="4" w:space="0" w:color="B8C4D1"/>
-            </w:tcBorders>
-            <w:tcMar>
-              <w:top w:w="80" w:type="dxa"/>
-              <w:bottom w:w="80" w:type="dxa"/>
-              <w:start w:w="120" w:type="dxa"/>
-              <w:end w:w="120" w:type="dxa"/>
-            </w:tcMar>
-          </w:tcPr>
-          <w:p>
-            <w:pPr>
-              <w:jc w:val="center"/>
-            </w:pPr>
-            <w:r/>
-            <w:r>
-              <w:rPr>
-                <w:rFonts w:ascii="宋体" w:hAnsi="宋体" w:eastAsia="宋体"/>
-                <w:b w:val="0"/>
-                <w:sz w:val="20"/>
-              </w:rPr>
-              <w:t>成品 DOCX 报告</w:t>
-            </w:r>
-          </w:p>
-        </w:tc>
-      </w:tr>
-    </w:tbl>
-    <w:p>
-      <w:pPr>
-        <w:spacing w:after="40"/>
-      </w:pPr>
-    </w:p>
-    <w:p>
-      <w:pPr>
-        <w:pStyle w:val="Heading1"/>
-      </w:pPr>
-      <w:r>
-        <w:rPr>
-          <w:rFonts w:ascii="宋体" w:hAnsi="宋体" w:eastAsia="宋体"/>
-          <w:b/>
-          <w:color w:val="1F4E79"/>
-          <w:sz w:val="32"/>
-        </w:rPr>
-        <w:t>2. 产品定位</w:t>
+        <w:t>1. 产品定位</w:t>
       </w:r>
     </w:p>
     <w:p>
@@ -535,7 +40,7 @@
           <w:rFonts w:ascii="宋体" w:hAnsi="宋体" w:eastAsia="宋体"/>
           <w:sz w:val="22"/>
         </w:rPr>
-        <w:t>本产品是面向农村污水PPP绩效考核场景的正式报告生成工具。用户收到对方发送的一个或多个镇街资料包后，只需上传资料包，系统即自动完成资料识别、数据抽取、金额核算、正文生成和格式校验，最终输出可编辑的正式 DOCX 报告。</w:t>
+        <w:t>本产品用于把对方发送的农村污水PPP绩效考核资料包，自动转化为正式 DOCX 报告。系统内部基于“报告、金额、规范”三类能力运行，但用户侧不需要理解这些内部规则。</w:t>
       </w:r>
     </w:p>
     <w:p>
@@ -547,7 +52,71 @@
           <w:rFonts w:ascii="宋体" w:hAnsi="宋体" w:eastAsia="宋体"/>
           <w:sz w:val="22"/>
         </w:rPr>
-        <w:t>产品入口应尽量简单，不让用户理解“技能、底稿、金额基数、公共资料”等内部概念。新的金额计算方法仅作为选填项存在：如果用户没有提供新的金额计算方法，系统必须自动使用默认金额计算方法继续生成，不得因此阻断流程。</w:t>
+        <w:t>产品主流程必须足够简单：</w:t>
+      </w:r>
+    </w:p>
+    <w:p>
+      <w:pPr>
+        <w:pStyle w:val="ListNumber"/>
+        <w:spacing w:after="100"/>
+      </w:pPr>
+      <w:r>
+        <w:rPr>
+          <w:rFonts w:ascii="宋体" w:hAnsi="宋体" w:eastAsia="宋体"/>
+          <w:sz w:val="22"/>
+        </w:rPr>
+        <w:t>上传资料包。</w:t>
+      </w:r>
+    </w:p>
+    <w:p>
+      <w:pPr>
+        <w:pStyle w:val="ListNumber"/>
+        <w:spacing w:after="100"/>
+      </w:pPr>
+      <w:r>
+        <w:rPr>
+          <w:rFonts w:ascii="宋体" w:hAnsi="宋体" w:eastAsia="宋体"/>
+          <w:sz w:val="22"/>
+        </w:rPr>
+        <w:t>如有新的金额计算方法，则选填上传或填写。</w:t>
+      </w:r>
+    </w:p>
+    <w:p>
+      <w:pPr>
+        <w:pStyle w:val="ListNumber"/>
+        <w:spacing w:after="100"/>
+      </w:pPr>
+      <w:r>
+        <w:rPr>
+          <w:rFonts w:ascii="宋体" w:hAnsi="宋体" w:eastAsia="宋体"/>
+          <w:sz w:val="22"/>
+        </w:rPr>
+        <w:t>系统自动生成报告。</w:t>
+      </w:r>
+    </w:p>
+    <w:p>
+      <w:pPr>
+        <w:pStyle w:val="ListNumber"/>
+        <w:spacing w:after="100"/>
+      </w:pPr>
+      <w:r>
+        <w:rPr>
+          <w:rFonts w:ascii="宋体" w:hAnsi="宋体" w:eastAsia="宋体"/>
+          <w:sz w:val="22"/>
+        </w:rPr>
+        <w:t>下载成品 DOCX 报告。</w:t>
+      </w:r>
+    </w:p>
+    <w:p>
+      <w:pPr>
+        <w:spacing w:after="100"/>
+      </w:pPr>
+      <w:r>
+        <w:rPr>
+          <w:rFonts w:ascii="宋体" w:hAnsi="宋体" w:eastAsia="宋体"/>
+          <w:sz w:val="22"/>
+        </w:rPr>
+        <w:t>其中，新的金额计算方法为选填项。如果用户没有提供新的金额计算方法，系统自动使用默认金额计算方法继续生成，不得让用户卡在金额规则选择上。</w:t>
       </w:r>
     </w:p>
     <w:p>
@@ -561,539 +130,7 @@
           <w:color w:val="1F4E79"/>
           <w:sz w:val="32"/>
         </w:rPr>
-        <w:t>3. 产品目标</w:t>
-      </w:r>
-    </w:p>
-    <w:p>
-      <w:pPr>
-        <w:pStyle w:val="ListNumber"/>
-        <w:spacing w:after="100"/>
-      </w:pPr>
-      <w:r>
-        <w:rPr>
-          <w:rFonts w:ascii="宋体" w:hAnsi="宋体" w:eastAsia="宋体"/>
-          <w:sz w:val="22"/>
-        </w:rPr>
-        <w:t>支持上传一个或多个镇街资料包。</w:t>
-      </w:r>
-    </w:p>
-    <w:p>
-      <w:pPr>
-        <w:pStyle w:val="ListNumber"/>
-        <w:spacing w:after="100"/>
-      </w:pPr>
-      <w:r>
-        <w:rPr>
-          <w:rFonts w:ascii="宋体" w:hAnsi="宋体" w:eastAsia="宋体"/>
-          <w:sz w:val="22"/>
-        </w:rPr>
-        <w:t>支持选填新的金额计算方法，包括合同、补充协议、金额计算表或文字说明。</w:t>
-      </w:r>
-    </w:p>
-    <w:p>
-      <w:pPr>
-        <w:pStyle w:val="ListNumber"/>
-        <w:spacing w:after="100"/>
-      </w:pPr>
-      <w:r>
-        <w:rPr>
-          <w:rFonts w:ascii="宋体" w:hAnsi="宋体" w:eastAsia="宋体"/>
-          <w:sz w:val="22"/>
-        </w:rPr>
-        <w:t>未提供新的金额计算方法时，系统自动使用默认金额计算方法。</w:t>
-      </w:r>
-    </w:p>
-    <w:p>
-      <w:pPr>
-        <w:pStyle w:val="ListNumber"/>
-        <w:spacing w:after="100"/>
-      </w:pPr>
-      <w:r>
-        <w:rPr>
-          <w:rFonts w:ascii="宋体" w:hAnsi="宋体" w:eastAsia="宋体"/>
-          <w:sz w:val="22"/>
-        </w:rPr>
-        <w:t>系统自动识别镇街、资料类型、公共资料和附件内容。</w:t>
-      </w:r>
-    </w:p>
-    <w:p>
-      <w:pPr>
-        <w:pStyle w:val="ListNumber"/>
-        <w:spacing w:after="100"/>
-      </w:pPr>
-      <w:r>
-        <w:rPr>
-          <w:rFonts w:ascii="宋体" w:hAnsi="宋体" w:eastAsia="宋体"/>
-          <w:sz w:val="22"/>
-        </w:rPr>
-        <w:t>系统自动计算 Ec1、Ec2、可用性付费、运维服务费、扣减金额和合计金额。</w:t>
-      </w:r>
-    </w:p>
-    <w:p>
-      <w:pPr>
-        <w:pStyle w:val="ListNumber"/>
-        <w:spacing w:after="100"/>
-      </w:pPr>
-      <w:r>
-        <w:rPr>
-          <w:rFonts w:ascii="宋体" w:hAnsi="宋体" w:eastAsia="宋体"/>
-          <w:sz w:val="22"/>
-        </w:rPr>
-        <w:t>系统按正式正文底稿生成成品 DOCX 报告。</w:t>
-      </w:r>
-    </w:p>
-    <w:p>
-      <w:pPr>
-        <w:pStyle w:val="ListNumber"/>
-        <w:spacing w:after="100"/>
-      </w:pPr>
-      <w:r>
-        <w:rPr>
-          <w:rFonts w:ascii="宋体" w:hAnsi="宋体" w:eastAsia="宋体"/>
-          <w:sz w:val="22"/>
-        </w:rPr>
-        <w:t>用户最终主要获得成品报告；金额过程、校验清单和 Agent 日志作为详情查看。</w:t>
-      </w:r>
-    </w:p>
-    <w:p>
-      <w:pPr>
-        <w:pStyle w:val="Heading1"/>
-      </w:pPr>
-      <w:r>
-        <w:rPr>
-          <w:rFonts w:ascii="宋体" w:hAnsi="宋体" w:eastAsia="宋体"/>
-          <w:b/>
-          <w:color w:val="1F4E79"/>
-          <w:sz w:val="32"/>
-        </w:rPr>
-        <w:t>4. 用户与场景</w:t>
-      </w:r>
-    </w:p>
-    <w:tbl>
-      <w:tblPr>
-        <w:tblStyle w:val="TableGrid"/>
-        <w:tblW w:type="auto" w:w="0"/>
-        <w:jc w:val="center"/>
-        <w:tblLook w:firstColumn="1" w:firstRow="1" w:lastColumn="0" w:lastRow="0" w:noHBand="0" w:noVBand="1" w:val="04A0"/>
-      </w:tblPr>
-      <w:tblGrid>
-        <w:gridCol w:w="4824"/>
-        <w:gridCol w:w="4824"/>
-      </w:tblGrid>
-      <w:tr>
-        <w:tc>
-          <w:tcPr>
-            <w:tcW w:type="dxa" w:w="4824"/>
-            <w:vAlign w:val="center"/>
-            <w:shd w:fill="E8EEF5"/>
-            <w:tcBorders>
-              <w:top w:val="single" w:sz="4" w:space="0" w:color="B8C4D1"/>
-              <w:left w:val="single" w:sz="4" w:space="0" w:color="B8C4D1"/>
-              <w:bottom w:val="single" w:sz="4" w:space="0" w:color="B8C4D1"/>
-              <w:right w:val="single" w:sz="4" w:space="0" w:color="B8C4D1"/>
-            </w:tcBorders>
-            <w:tcMar>
-              <w:top w:w="80" w:type="dxa"/>
-              <w:bottom w:w="80" w:type="dxa"/>
-              <w:start w:w="120" w:type="dxa"/>
-              <w:end w:w="120" w:type="dxa"/>
-            </w:tcMar>
-          </w:tcPr>
-          <w:p>
-            <w:pPr>
-              <w:jc w:val="center"/>
-            </w:pPr>
-            <w:r/>
-            <w:r>
-              <w:rPr>
-                <w:rFonts w:ascii="宋体" w:hAnsi="宋体" w:eastAsia="宋体"/>
-                <w:b/>
-                <w:sz w:val="20"/>
-              </w:rPr>
-              <w:t>用户角色</w:t>
-            </w:r>
-          </w:p>
-        </w:tc>
-        <w:tc>
-          <w:tcPr>
-            <w:tcW w:type="dxa" w:w="4824"/>
-            <w:vAlign w:val="center"/>
-            <w:shd w:fill="E8EEF5"/>
-            <w:tcBorders>
-              <w:top w:val="single" w:sz="4" w:space="0" w:color="B8C4D1"/>
-              <w:left w:val="single" w:sz="4" w:space="0" w:color="B8C4D1"/>
-              <w:bottom w:val="single" w:sz="4" w:space="0" w:color="B8C4D1"/>
-              <w:right w:val="single" w:sz="4" w:space="0" w:color="B8C4D1"/>
-            </w:tcBorders>
-            <w:tcMar>
-              <w:top w:w="80" w:type="dxa"/>
-              <w:bottom w:w="80" w:type="dxa"/>
-              <w:start w:w="120" w:type="dxa"/>
-              <w:end w:w="120" w:type="dxa"/>
-            </w:tcMar>
-          </w:tcPr>
-          <w:p>
-            <w:pPr>
-              <w:jc w:val="center"/>
-            </w:pPr>
-            <w:r/>
-            <w:r>
-              <w:rPr>
-                <w:rFonts w:ascii="宋体" w:hAnsi="宋体" w:eastAsia="宋体"/>
-                <w:b/>
-                <w:sz w:val="20"/>
-              </w:rPr>
-              <w:t>主要诉求</w:t>
-            </w:r>
-          </w:p>
-        </w:tc>
-      </w:tr>
-      <w:tr>
-        <w:tc>
-          <w:tcPr>
-            <w:tcW w:type="dxa" w:w="4824"/>
-            <w:vAlign w:val="center"/>
-            <w:tcBorders>
-              <w:top w:val="single" w:sz="4" w:space="0" w:color="B8C4D1"/>
-              <w:left w:val="single" w:sz="4" w:space="0" w:color="B8C4D1"/>
-              <w:bottom w:val="single" w:sz="4" w:space="0" w:color="B8C4D1"/>
-              <w:right w:val="single" w:sz="4" w:space="0" w:color="B8C4D1"/>
-            </w:tcBorders>
-            <w:tcMar>
-              <w:top w:w="80" w:type="dxa"/>
-              <w:bottom w:w="80" w:type="dxa"/>
-              <w:start w:w="120" w:type="dxa"/>
-              <w:end w:w="120" w:type="dxa"/>
-            </w:tcMar>
-          </w:tcPr>
-          <w:p>
-            <w:pPr>
-              <w:jc w:val="center"/>
-            </w:pPr>
-            <w:r/>
-            <w:r>
-              <w:rPr>
-                <w:rFonts w:ascii="宋体" w:hAnsi="宋体" w:eastAsia="宋体"/>
-                <w:b w:val="0"/>
-                <w:sz w:val="20"/>
-              </w:rPr>
-              <w:t>报告编制人员</w:t>
-            </w:r>
-          </w:p>
-        </w:tc>
-        <w:tc>
-          <w:tcPr>
-            <w:tcW w:type="dxa" w:w="4824"/>
-            <w:vAlign w:val="center"/>
-            <w:tcBorders>
-              <w:top w:val="single" w:sz="4" w:space="0" w:color="B8C4D1"/>
-              <w:left w:val="single" w:sz="4" w:space="0" w:color="B8C4D1"/>
-              <w:bottom w:val="single" w:sz="4" w:space="0" w:color="B8C4D1"/>
-              <w:right w:val="single" w:sz="4" w:space="0" w:color="B8C4D1"/>
-            </w:tcBorders>
-            <w:tcMar>
-              <w:top w:w="80" w:type="dxa"/>
-              <w:bottom w:w="80" w:type="dxa"/>
-              <w:start w:w="120" w:type="dxa"/>
-              <w:end w:w="120" w:type="dxa"/>
-            </w:tcMar>
-          </w:tcPr>
-          <w:p>
-            <w:pPr>
-              <w:jc w:val="center"/>
-            </w:pPr>
-            <w:r/>
-            <w:r>
-              <w:rPr>
-                <w:rFonts w:ascii="宋体" w:hAnsi="宋体" w:eastAsia="宋体"/>
-                <w:b w:val="0"/>
-                <w:sz w:val="20"/>
-              </w:rPr>
-              <w:t>快速把资料包转成正式报告</w:t>
-            </w:r>
-          </w:p>
-        </w:tc>
-      </w:tr>
-      <w:tr>
-        <w:tc>
-          <w:tcPr>
-            <w:tcW w:type="dxa" w:w="4824"/>
-            <w:vAlign w:val="center"/>
-            <w:tcBorders>
-              <w:top w:val="single" w:sz="4" w:space="0" w:color="B8C4D1"/>
-              <w:left w:val="single" w:sz="4" w:space="0" w:color="B8C4D1"/>
-              <w:bottom w:val="single" w:sz="4" w:space="0" w:color="B8C4D1"/>
-              <w:right w:val="single" w:sz="4" w:space="0" w:color="B8C4D1"/>
-            </w:tcBorders>
-            <w:tcMar>
-              <w:top w:w="80" w:type="dxa"/>
-              <w:bottom w:w="80" w:type="dxa"/>
-              <w:start w:w="120" w:type="dxa"/>
-              <w:end w:w="120" w:type="dxa"/>
-            </w:tcMar>
-          </w:tcPr>
-          <w:p>
-            <w:pPr>
-              <w:jc w:val="center"/>
-            </w:pPr>
-            <w:r/>
-            <w:r>
-              <w:rPr>
-                <w:rFonts w:ascii="宋体" w:hAnsi="宋体" w:eastAsia="宋体"/>
-                <w:b w:val="0"/>
-                <w:sz w:val="20"/>
-              </w:rPr>
-              <w:t>审核人员</w:t>
-            </w:r>
-          </w:p>
-        </w:tc>
-        <w:tc>
-          <w:tcPr>
-            <w:tcW w:type="dxa" w:w="4824"/>
-            <w:vAlign w:val="center"/>
-            <w:tcBorders>
-              <w:top w:val="single" w:sz="4" w:space="0" w:color="B8C4D1"/>
-              <w:left w:val="single" w:sz="4" w:space="0" w:color="B8C4D1"/>
-              <w:bottom w:val="single" w:sz="4" w:space="0" w:color="B8C4D1"/>
-              <w:right w:val="single" w:sz="4" w:space="0" w:color="B8C4D1"/>
-            </w:tcBorders>
-            <w:tcMar>
-              <w:top w:w="80" w:type="dxa"/>
-              <w:bottom w:w="80" w:type="dxa"/>
-              <w:start w:w="120" w:type="dxa"/>
-              <w:end w:w="120" w:type="dxa"/>
-            </w:tcMar>
-          </w:tcPr>
-          <w:p>
-            <w:pPr>
-              <w:jc w:val="left"/>
-            </w:pPr>
-            <w:r/>
-            <w:r>
-              <w:rPr>
-                <w:rFonts w:ascii="宋体" w:hAnsi="宋体" w:eastAsia="宋体"/>
-                <w:b w:val="0"/>
-                <w:sz w:val="20"/>
-              </w:rPr>
-              <w:t>在必要时查看金额过程和校验结果</w:t>
-            </w:r>
-          </w:p>
-        </w:tc>
-      </w:tr>
-      <w:tr>
-        <w:tc>
-          <w:tcPr>
-            <w:tcW w:type="dxa" w:w="4824"/>
-            <w:vAlign w:val="center"/>
-            <w:tcBorders>
-              <w:top w:val="single" w:sz="4" w:space="0" w:color="B8C4D1"/>
-              <w:left w:val="single" w:sz="4" w:space="0" w:color="B8C4D1"/>
-              <w:bottom w:val="single" w:sz="4" w:space="0" w:color="B8C4D1"/>
-              <w:right w:val="single" w:sz="4" w:space="0" w:color="B8C4D1"/>
-            </w:tcBorders>
-            <w:tcMar>
-              <w:top w:w="80" w:type="dxa"/>
-              <w:bottom w:w="80" w:type="dxa"/>
-              <w:start w:w="120" w:type="dxa"/>
-              <w:end w:w="120" w:type="dxa"/>
-            </w:tcMar>
-          </w:tcPr>
-          <w:p>
-            <w:pPr>
-              <w:jc w:val="center"/>
-            </w:pPr>
-            <w:r/>
-            <w:r>
-              <w:rPr>
-                <w:rFonts w:ascii="宋体" w:hAnsi="宋体" w:eastAsia="宋体"/>
-                <w:b w:val="0"/>
-                <w:sz w:val="20"/>
-              </w:rPr>
-              <w:t>项目负责人</w:t>
-            </w:r>
-          </w:p>
-        </w:tc>
-        <w:tc>
-          <w:tcPr>
-            <w:tcW w:type="dxa" w:w="4824"/>
-            <w:vAlign w:val="center"/>
-            <w:tcBorders>
-              <w:top w:val="single" w:sz="4" w:space="0" w:color="B8C4D1"/>
-              <w:left w:val="single" w:sz="4" w:space="0" w:color="B8C4D1"/>
-              <w:bottom w:val="single" w:sz="4" w:space="0" w:color="B8C4D1"/>
-              <w:right w:val="single" w:sz="4" w:space="0" w:color="B8C4D1"/>
-            </w:tcBorders>
-            <w:tcMar>
-              <w:top w:w="80" w:type="dxa"/>
-              <w:bottom w:w="80" w:type="dxa"/>
-              <w:start w:w="120" w:type="dxa"/>
-              <w:end w:w="120" w:type="dxa"/>
-            </w:tcMar>
-          </w:tcPr>
-          <w:p>
-            <w:pPr>
-              <w:jc w:val="left"/>
-            </w:pPr>
-            <w:r/>
-            <w:r>
-              <w:rPr>
-                <w:rFonts w:ascii="宋体" w:hAnsi="宋体" w:eastAsia="宋体"/>
-                <w:b w:val="0"/>
-                <w:sz w:val="20"/>
-              </w:rPr>
-              <w:t>批量生成多镇街报告和汇总报告</w:t>
-            </w:r>
-          </w:p>
-        </w:tc>
-      </w:tr>
-      <w:tr>
-        <w:tc>
-          <w:tcPr>
-            <w:tcW w:type="dxa" w:w="4824"/>
-            <w:vAlign w:val="center"/>
-            <w:tcBorders>
-              <w:top w:val="single" w:sz="4" w:space="0" w:color="B8C4D1"/>
-              <w:left w:val="single" w:sz="4" w:space="0" w:color="B8C4D1"/>
-              <w:bottom w:val="single" w:sz="4" w:space="0" w:color="B8C4D1"/>
-              <w:right w:val="single" w:sz="4" w:space="0" w:color="B8C4D1"/>
-            </w:tcBorders>
-            <w:tcMar>
-              <w:top w:w="80" w:type="dxa"/>
-              <w:bottom w:w="80" w:type="dxa"/>
-              <w:start w:w="120" w:type="dxa"/>
-              <w:end w:w="120" w:type="dxa"/>
-            </w:tcMar>
-          </w:tcPr>
-          <w:p>
-            <w:pPr>
-              <w:jc w:val="center"/>
-            </w:pPr>
-            <w:r/>
-            <w:r>
-              <w:rPr>
-                <w:rFonts w:ascii="宋体" w:hAnsi="宋体" w:eastAsia="宋体"/>
-                <w:b w:val="0"/>
-                <w:sz w:val="20"/>
-              </w:rPr>
-              <w:t>外部协作人员</w:t>
-            </w:r>
-          </w:p>
-        </w:tc>
-        <w:tc>
-          <w:tcPr>
-            <w:tcW w:type="dxa" w:w="4824"/>
-            <w:vAlign w:val="center"/>
-            <w:tcBorders>
-              <w:top w:val="single" w:sz="4" w:space="0" w:color="B8C4D1"/>
-              <w:left w:val="single" w:sz="4" w:space="0" w:color="B8C4D1"/>
-              <w:bottom w:val="single" w:sz="4" w:space="0" w:color="B8C4D1"/>
-              <w:right w:val="single" w:sz="4" w:space="0" w:color="B8C4D1"/>
-            </w:tcBorders>
-            <w:tcMar>
-              <w:top w:w="80" w:type="dxa"/>
-              <w:bottom w:w="80" w:type="dxa"/>
-              <w:start w:w="120" w:type="dxa"/>
-              <w:end w:w="120" w:type="dxa"/>
-            </w:tcMar>
-          </w:tcPr>
-          <w:p>
-            <w:pPr>
-              <w:jc w:val="left"/>
-            </w:pPr>
-            <w:r/>
-            <w:r>
-              <w:rPr>
-                <w:rFonts w:ascii="宋体" w:hAnsi="宋体" w:eastAsia="宋体"/>
-                <w:b w:val="0"/>
-                <w:sz w:val="20"/>
-              </w:rPr>
-              <w:t>按要求提交资料包后获得统一格式报告</w:t>
-            </w:r>
-          </w:p>
-        </w:tc>
-      </w:tr>
-    </w:tbl>
-    <w:p>
-      <w:pPr>
-        <w:spacing w:after="40"/>
-      </w:pPr>
-    </w:p>
-    <w:p>
-      <w:pPr>
-        <w:spacing w:after="100"/>
-      </w:pPr>
-      <w:r>
-        <w:rPr>
-          <w:rFonts w:ascii="宋体" w:hAnsi="宋体" w:eastAsia="宋体"/>
-          <w:sz w:val="22"/>
-        </w:rPr>
-        <w:t>典型场景：</w:t>
-      </w:r>
-    </w:p>
-    <w:p>
-      <w:pPr>
-        <w:pStyle w:val="ListNumber"/>
-        <w:spacing w:after="100"/>
-      </w:pPr>
-      <w:r>
-        <w:rPr>
-          <w:rFonts w:ascii="宋体" w:hAnsi="宋体" w:eastAsia="宋体"/>
-          <w:sz w:val="22"/>
-        </w:rPr>
-        <w:t>单镇报告：上传一个镇的资料包，系统生成该镇正式报告。</w:t>
-      </w:r>
-    </w:p>
-    <w:p>
-      <w:pPr>
-        <w:pStyle w:val="ListNumber"/>
-        <w:spacing w:after="100"/>
-      </w:pPr>
-      <w:r>
-        <w:rPr>
-          <w:rFonts w:ascii="宋体" w:hAnsi="宋体" w:eastAsia="宋体"/>
-          <w:sz w:val="22"/>
-        </w:rPr>
-        <w:t>多镇报告：上传多个镇街资料包，系统批量生成多个正式报告。</w:t>
-      </w:r>
-    </w:p>
-    <w:p>
-      <w:pPr>
-        <w:pStyle w:val="ListNumber"/>
-        <w:spacing w:after="100"/>
-      </w:pPr>
-      <w:r>
-        <w:rPr>
-          <w:rFonts w:ascii="宋体" w:hAnsi="宋体" w:eastAsia="宋体"/>
-          <w:sz w:val="22"/>
-        </w:rPr>
-        <w:t>汇总报告：资料包包含多个镇街时，用户可选择同时生成全市汇总报告。</w:t>
-      </w:r>
-    </w:p>
-    <w:p>
-      <w:pPr>
-        <w:pStyle w:val="ListNumber"/>
-        <w:spacing w:after="100"/>
-      </w:pPr>
-      <w:r>
-        <w:rPr>
-          <w:rFonts w:ascii="宋体" w:hAnsi="宋体" w:eastAsia="宋体"/>
-          <w:sz w:val="22"/>
-        </w:rPr>
-        <w:t>新金额规则：如本次收到新的金额计算方法，用户可上传或填写；如未收到，系统使用默认金额计算方法。</w:t>
-      </w:r>
-    </w:p>
-    <w:p>
-      <w:pPr>
-        <w:pStyle w:val="Heading1"/>
-      </w:pPr>
-      <w:r>
-        <w:rPr>
-          <w:rFonts w:ascii="宋体" w:hAnsi="宋体" w:eastAsia="宋体"/>
-          <w:b/>
-          <w:color w:val="1F4E79"/>
-          <w:sz w:val="32"/>
-        </w:rPr>
-        <w:t>5. 输入与输出</w:t>
+        <w:t>2. 用户输入与系统输出</w:t>
       </w:r>
     </w:p>
     <w:p>
@@ -1107,7 +144,7 @@
           <w:color w:val="1F4E79"/>
           <w:sz w:val="28"/>
         </w:rPr>
-        <w:t>5.1 输入</w:t>
+        <w:t>2.1 用户输入</w:t>
       </w:r>
     </w:p>
     <w:tbl>
@@ -1185,7 +222,7 @@
                 <w:b/>
                 <w:sz w:val="20"/>
               </w:rPr>
-              <w:t>是否必填</w:t>
+              <w:t>必填</w:t>
             </w:r>
           </w:p>
         </w:tc>
@@ -1284,7 +321,7 @@
                 <w:b w:val="0"/>
                 <w:sz w:val="20"/>
               </w:rPr>
-              <w:t>必填</w:t>
+              <w:t>是</w:t>
             </w:r>
           </w:p>
         </w:tc>
@@ -1316,7 +353,7 @@
                 <w:b w:val="0"/>
                 <w:sz w:val="20"/>
               </w:rPr>
-              <w:t>对方发送的一个或多个镇街资料包，可类似“资料收集”文件夹</w:t>
+              <w:t>对方发送的镇街资料包，可包含一个或多个镇街资料、公共资料、附件、表格等</w:t>
             </w:r>
           </w:p>
         </w:tc>
@@ -1382,7 +419,7 @@
                 <w:b w:val="0"/>
                 <w:sz w:val="20"/>
               </w:rPr>
-              <w:t>选填</w:t>
+              <w:t>否</w:t>
             </w:r>
           </w:p>
         </w:tc>
@@ -1414,7 +451,7 @@
                 <w:b w:val="0"/>
                 <w:sz w:val="20"/>
               </w:rPr>
-              <w:t>仅当本次存在新的合同、补充协议、金额计算表或特殊计算说明时提供</w:t>
+              <w:t>仅当本次有新的合同、补充协议、金额基础表或特殊计算说明时提供</w:t>
             </w:r>
           </w:p>
         </w:tc>
@@ -1434,7 +471,7 @@
           <w:rFonts w:ascii="宋体" w:hAnsi="宋体" w:eastAsia="宋体"/>
           <w:sz w:val="22"/>
         </w:rPr>
-        <w:t>资料包可包含：</w:t>
+        <w:t>系统默认支持类似以下结构：</w:t>
       </w:r>
     </w:p>
     <w:p>
@@ -1461,19 +498,6 @@
           <w:sz w:val="18"/>
         </w:rPr>
         <w:t>├─ 公共资料</w:t>
-      </w:r>
-    </w:p>
-    <w:p>
-      <w:pPr>
-        <w:spacing w:after="80"/>
-        <w:shd w:fill="F2F4F7"/>
-      </w:pPr>
-      <w:r>
-        <w:rPr>
-          <w:rFonts w:ascii="Consolas" w:hAnsi="Consolas" w:eastAsia="Consolas"/>
-          <w:sz w:val="18"/>
-        </w:rPr>
-        <w:t>│  └─ 公共资料.docx</w:t>
       </w:r>
     </w:p>
     <w:p>
@@ -1530,18 +554,6 @@
     </w:p>
     <w:p>
       <w:pPr>
-        <w:spacing w:after="100"/>
-      </w:pPr>
-      <w:r>
-        <w:rPr>
-          <w:rFonts w:ascii="宋体" w:hAnsi="宋体" w:eastAsia="宋体"/>
-          <w:sz w:val="22"/>
-        </w:rPr>
-        <w:t>规则：如果用户未提供新的金额计算方法，系统自动使用默认金额计算方法继续生成。资料包内如存在金额基础数据，系统可自动识别并作为依据；如不存在，不要求用户额外补充。</w:t>
-      </w:r>
-    </w:p>
-    <w:p>
-      <w:pPr>
         <w:pStyle w:val="Heading2"/>
       </w:pPr>
       <w:r>
@@ -1551,7 +563,7 @@
           <w:color w:val="1F4E79"/>
           <w:sz w:val="28"/>
         </w:rPr>
-        <w:t>5.2 输出</w:t>
+        <w:t>2.2 系统输出</w:t>
       </w:r>
     </w:p>
     <w:tbl>
@@ -1760,7 +772,7 @@
                 <w:b w:val="0"/>
                 <w:sz w:val="20"/>
               </w:rPr>
-              <w:t>辅助信息，包括金额过程、资料识别结果、校验清单和 Agent 日志</w:t>
+              <w:t>辅助信息，包括识别结果、金额过程、校验结果和异常说明</w:t>
             </w:r>
           </w:p>
         </w:tc>
@@ -1773,6 +785,18 @@
     </w:p>
     <w:p>
       <w:pPr>
+        <w:spacing w:after="100"/>
+      </w:pPr>
+      <w:r>
+        <w:rPr>
+          <w:rFonts w:ascii="宋体" w:hAnsi="宋体" w:eastAsia="宋体"/>
+          <w:sz w:val="22"/>
+        </w:rPr>
+        <w:t>产品页面上应突出“成品报告”，不要把金额过程、校验清单、Agent 日志设计成同等重要的主输出。</w:t>
+      </w:r>
+    </w:p>
+    <w:p>
+      <w:pPr>
         <w:pStyle w:val="Heading1"/>
       </w:pPr>
       <w:r>
@@ -1782,20 +806,7 @@
           <w:color w:val="1F4E79"/>
           <w:sz w:val="32"/>
         </w:rPr>
-        <w:t>6. 核心业务规则</w:t>
-      </w:r>
-    </w:p>
-    <w:p>
-      <w:pPr>
-        <w:pStyle w:val="ListNumber"/>
-        <w:spacing w:after="100"/>
-      </w:pPr>
-      <w:r>
-        <w:rPr>
-          <w:rFonts w:ascii="宋体" w:hAnsi="宋体" w:eastAsia="宋体"/>
-          <w:sz w:val="22"/>
-        </w:rPr>
-        <w:t>正式报告中的镇街名称、设施名称、评分、水质、满意度、问题和金额均来自本次资料包及适用金额计算方法。</w:t>
+        <w:t>3. 核心业务规则</w:t>
       </w:r>
     </w:p>
     <w:p>
@@ -1821,7 +832,7 @@
           <w:rFonts w:ascii="宋体" w:hAnsi="宋体" w:eastAsia="宋体"/>
           <w:sz w:val="22"/>
         </w:rPr>
-        <w:t>单镇报告不得出现其他镇街名称和跨镇共性问题举例。</w:t>
+        <w:t>报告数据必须来自当前资料包、公共资料、金额依据或用户本次明确提供的新金额方法。</w:t>
       </w:r>
     </w:p>
     <w:p>
@@ -1834,7 +845,7 @@
           <w:rFonts w:ascii="宋体" w:hAnsi="宋体" w:eastAsia="宋体"/>
           <w:sz w:val="22"/>
         </w:rPr>
-        <w:t>多镇或总报告需要写共性问题分析，举例只能来自本次资料包范围。</w:t>
+        <w:t>未提供新的金额计算方法时，系统使用默认金额计算方法。</w:t>
       </w:r>
     </w:p>
     <w:p>
@@ -1847,7 +858,7 @@
           <w:rFonts w:ascii="宋体" w:hAnsi="宋体" w:eastAsia="宋体"/>
           <w:sz w:val="22"/>
         </w:rPr>
-        <w:t>新的金额计算方法优先级高于默认金额计算方法。</w:t>
+        <w:t>只有用户提供新的合同、补充协议、金额基础表或特殊计算说明时，才覆盖默认金额计算方法。</w:t>
       </w:r>
     </w:p>
     <w:p>
@@ -1860,7 +871,7 @@
           <w:rFonts w:ascii="宋体" w:hAnsi="宋体" w:eastAsia="宋体"/>
           <w:sz w:val="22"/>
         </w:rPr>
-        <w:t>未提供新的金额计算方法时，必须使用默认金额计算方法，不得要求用户另外寻找金额规则。</w:t>
+        <w:t>单镇报告只写本镇，不出现其他镇名。</w:t>
       </w:r>
     </w:p>
     <w:p>
@@ -1873,7 +884,59 @@
           <w:rFonts w:ascii="宋体" w:hAnsi="宋体" w:eastAsia="宋体"/>
           <w:sz w:val="22"/>
         </w:rPr>
-        <w:t>生成结果以成品报告为中心，计算过程和校验内容默认收纳在详情中。</w:t>
+        <w:t>多镇或总报告必须写共性问题分析，例子必须来自当前资料包。</w:t>
+      </w:r>
+    </w:p>
+    <w:p>
+      <w:pPr>
+        <w:pStyle w:val="ListNumber"/>
+        <w:spacing w:after="100"/>
+      </w:pPr>
+      <w:r>
+        <w:rPr>
+          <w:rFonts w:ascii="宋体" w:hAnsi="宋体" w:eastAsia="宋体"/>
+          <w:sz w:val="22"/>
+        </w:rPr>
+        <w:t>报告必须保留正式底稿的章节顺序、表格样式、表头、公式说明和正式语气。</w:t>
+      </w:r>
+    </w:p>
+    <w:p>
+      <w:pPr>
+        <w:pStyle w:val="ListNumber"/>
+        <w:spacing w:after="100"/>
+      </w:pPr>
+      <w:r>
+        <w:rPr>
+          <w:rFonts w:ascii="宋体" w:hAnsi="宋体" w:eastAsia="宋体"/>
+          <w:sz w:val="22"/>
+        </w:rPr>
+        <w:t>报告文件名不得出现“生成版、模板版、套话版、测试版”等制作痕迹。</w:t>
+      </w:r>
+    </w:p>
+    <w:p>
+      <w:pPr>
+        <w:pStyle w:val="ListNumber"/>
+        <w:spacing w:after="100"/>
+      </w:pPr>
+      <w:r>
+        <w:rPr>
+          <w:rFonts w:ascii="宋体" w:hAnsi="宋体" w:eastAsia="宋体"/>
+          <w:sz w:val="22"/>
+        </w:rPr>
+        <w:t>表格序号必须从 1 开始连续编号。</w:t>
+      </w:r>
+    </w:p>
+    <w:p>
+      <w:pPr>
+        <w:pStyle w:val="ListNumber"/>
+        <w:spacing w:after="100"/>
+      </w:pPr>
+      <w:r>
+        <w:rPr>
+          <w:rFonts w:ascii="宋体" w:hAnsi="宋体" w:eastAsia="宋体"/>
+          <w:sz w:val="22"/>
+        </w:rPr>
+        <w:t>成品报告全文使用宋体，只有标题或标题句加粗。</w:t>
       </w:r>
     </w:p>
     <w:p>
@@ -1887,7 +950,7 @@
           <w:color w:val="1F4E79"/>
           <w:sz w:val="32"/>
         </w:rPr>
-        <w:t>7. Agent 设计</w:t>
+        <w:t>4. 系统内部能力</w:t>
       </w:r>
     </w:p>
     <w:tbl>
@@ -1898,15 +961,13 @@
         <w:tblLook w:firstColumn="1" w:firstRow="1" w:lastColumn="0" w:lastRow="0" w:noHBand="0" w:noVBand="1" w:val="04A0"/>
       </w:tblPr>
       <w:tblGrid>
-        <w:gridCol w:w="2412"/>
-        <w:gridCol w:w="2412"/>
-        <w:gridCol w:w="2412"/>
-        <w:gridCol w:w="2412"/>
+        <w:gridCol w:w="4824"/>
+        <w:gridCol w:w="4824"/>
       </w:tblGrid>
       <w:tr>
         <w:tc>
           <w:tcPr>
-            <w:tcW w:type="dxa" w:w="2412"/>
+            <w:tcW w:type="dxa" w:w="4824"/>
             <w:vAlign w:val="center"/>
             <w:shd w:fill="E8EEF5"/>
             <w:tcBorders>
@@ -1933,13 +994,13 @@
                 <w:b/>
                 <w:sz w:val="20"/>
               </w:rPr>
-              <w:t>Agent</w:t>
+              <w:t>能力</w:t>
             </w:r>
           </w:p>
         </w:tc>
         <w:tc>
           <w:tcPr>
-            <w:tcW w:type="dxa" w:w="2412"/>
+            <w:tcW w:type="dxa" w:w="4824"/>
             <w:vAlign w:val="center"/>
             <w:shd w:fill="E8EEF5"/>
             <w:tcBorders>
@@ -1966,73 +1027,7 @@
                 <w:b/>
                 <w:sz w:val="20"/>
               </w:rPr>
-              <w:t>职责</w:t>
-            </w:r>
-          </w:p>
-        </w:tc>
-        <w:tc>
-          <w:tcPr>
-            <w:tcW w:type="dxa" w:w="2412"/>
-            <w:vAlign w:val="center"/>
-            <w:shd w:fill="E8EEF5"/>
-            <w:tcBorders>
-              <w:top w:val="single" w:sz="4" w:space="0" w:color="B8C4D1"/>
-              <w:left w:val="single" w:sz="4" w:space="0" w:color="B8C4D1"/>
-              <w:bottom w:val="single" w:sz="4" w:space="0" w:color="B8C4D1"/>
-              <w:right w:val="single" w:sz="4" w:space="0" w:color="B8C4D1"/>
-            </w:tcBorders>
-            <w:tcMar>
-              <w:top w:w="80" w:type="dxa"/>
-              <w:bottom w:w="80" w:type="dxa"/>
-              <w:start w:w="120" w:type="dxa"/>
-              <w:end w:w="120" w:type="dxa"/>
-            </w:tcMar>
-          </w:tcPr>
-          <w:p>
-            <w:pPr>
-              <w:jc w:val="center"/>
-            </w:pPr>
-            <w:r/>
-            <w:r>
-              <w:rPr>
-                <w:rFonts w:ascii="宋体" w:hAnsi="宋体" w:eastAsia="宋体"/>
-                <w:b/>
-                <w:sz w:val="20"/>
-              </w:rPr>
-              <w:t>输入</w:t>
-            </w:r>
-          </w:p>
-        </w:tc>
-        <w:tc>
-          <w:tcPr>
-            <w:tcW w:type="dxa" w:w="2412"/>
-            <w:vAlign w:val="center"/>
-            <w:shd w:fill="E8EEF5"/>
-            <w:tcBorders>
-              <w:top w:val="single" w:sz="4" w:space="0" w:color="B8C4D1"/>
-              <w:left w:val="single" w:sz="4" w:space="0" w:color="B8C4D1"/>
-              <w:bottom w:val="single" w:sz="4" w:space="0" w:color="B8C4D1"/>
-              <w:right w:val="single" w:sz="4" w:space="0" w:color="B8C4D1"/>
-            </w:tcBorders>
-            <w:tcMar>
-              <w:top w:w="80" w:type="dxa"/>
-              <w:bottom w:w="80" w:type="dxa"/>
-              <w:start w:w="120" w:type="dxa"/>
-              <w:end w:w="120" w:type="dxa"/>
-            </w:tcMar>
-          </w:tcPr>
-          <w:p>
-            <w:pPr>
-              <w:jc w:val="center"/>
-            </w:pPr>
-            <w:r/>
-            <w:r>
-              <w:rPr>
-                <w:rFonts w:ascii="宋体" w:hAnsi="宋体" w:eastAsia="宋体"/>
-                <w:b/>
-                <w:sz w:val="20"/>
-              </w:rPr>
-              <w:t>输出</w:t>
+              <w:t>说明</w:t>
             </w:r>
           </w:p>
         </w:tc>
@@ -2040,7 +1035,7 @@
       <w:tr>
         <w:tc>
           <w:tcPr>
-            <w:tcW w:type="dxa" w:w="2412"/>
+            <w:tcW w:type="dxa" w:w="4824"/>
             <w:vAlign w:val="center"/>
             <w:tcBorders>
               <w:top w:val="single" w:sz="4" w:space="0" w:color="B8C4D1"/>
@@ -2066,13 +1061,13 @@
                 <w:b w:val="0"/>
                 <w:sz w:val="20"/>
               </w:rPr>
-              <w:t>主控 Agent</w:t>
+              <w:t>资料解析</w:t>
             </w:r>
           </w:p>
         </w:tc>
         <w:tc>
           <w:tcPr>
-            <w:tcW w:type="dxa" w:w="2412"/>
+            <w:tcW w:type="dxa" w:w="4824"/>
             <w:vAlign w:val="center"/>
             <w:tcBorders>
               <w:top w:val="single" w:sz="4" w:space="0" w:color="B8C4D1"/>
@@ -2098,13 +1093,15 @@
                 <w:b w:val="0"/>
                 <w:sz w:val="20"/>
               </w:rPr>
-              <w:t>理解任务、编排流程、汇总结果</w:t>
+              <w:t>自动识别镇街、附件、公共资料、评分表、水质资料和项目资料</w:t>
             </w:r>
           </w:p>
         </w:tc>
+      </w:tr>
+      <w:tr>
         <w:tc>
           <w:tcPr>
-            <w:tcW w:type="dxa" w:w="2412"/>
+            <w:tcW w:type="dxa" w:w="4824"/>
             <w:vAlign w:val="center"/>
             <w:tcBorders>
               <w:top w:val="single" w:sz="4" w:space="0" w:color="B8C4D1"/>
@@ -2130,13 +1127,47 @@
                 <w:b w:val="0"/>
                 <w:sz w:val="20"/>
               </w:rPr>
-              <w:t>资料包、选填金额方法</w:t>
+              <w:t>规范写作</w:t>
             </w:r>
           </w:p>
         </w:tc>
         <w:tc>
           <w:tcPr>
-            <w:tcW w:type="dxa" w:w="2412"/>
+            <w:tcW w:type="dxa" w:w="4824"/>
+            <w:vAlign w:val="center"/>
+            <w:tcBorders>
+              <w:top w:val="single" w:sz="4" w:space="0" w:color="B8C4D1"/>
+              <w:left w:val="single" w:sz="4" w:space="0" w:color="B8C4D1"/>
+              <w:bottom w:val="single" w:sz="4" w:space="0" w:color="B8C4D1"/>
+              <w:right w:val="single" w:sz="4" w:space="0" w:color="B8C4D1"/>
+            </w:tcBorders>
+            <w:tcMar>
+              <w:top w:w="80" w:type="dxa"/>
+              <w:bottom w:w="80" w:type="dxa"/>
+              <w:start w:w="120" w:type="dxa"/>
+              <w:end w:w="120" w:type="dxa"/>
+            </w:tcMar>
+          </w:tcPr>
+          <w:p>
+            <w:pPr>
+              <w:jc w:val="left"/>
+            </w:pPr>
+            <w:r/>
+            <w:r>
+              <w:rPr>
+                <w:rFonts w:ascii="宋体" w:hAnsi="宋体" w:eastAsia="宋体"/>
+                <w:b w:val="0"/>
+                <w:sz w:val="20"/>
+              </w:rPr>
+              <w:t>按正式报告语气生成第二章及问题描述</w:t>
+            </w:r>
+          </w:p>
+        </w:tc>
+      </w:tr>
+      <w:tr>
+        <w:tc>
+          <w:tcPr>
+            <w:tcW w:type="dxa" w:w="4824"/>
             <w:vAlign w:val="center"/>
             <w:tcBorders>
               <w:top w:val="single" w:sz="4" w:space="0" w:color="B8C4D1"/>
@@ -2162,7 +1193,39 @@
                 <w:b w:val="0"/>
                 <w:sz w:val="20"/>
               </w:rPr>
-              <w:t>任务计划、最终报告</w:t>
+              <w:t>金额核算</w:t>
+            </w:r>
+          </w:p>
+        </w:tc>
+        <w:tc>
+          <w:tcPr>
+            <w:tcW w:type="dxa" w:w="4824"/>
+            <w:vAlign w:val="center"/>
+            <w:tcBorders>
+              <w:top w:val="single" w:sz="4" w:space="0" w:color="B8C4D1"/>
+              <w:left w:val="single" w:sz="4" w:space="0" w:color="B8C4D1"/>
+              <w:bottom w:val="single" w:sz="4" w:space="0" w:color="B8C4D1"/>
+              <w:right w:val="single" w:sz="4" w:space="0" w:color="B8C4D1"/>
+            </w:tcBorders>
+            <w:tcMar>
+              <w:top w:w="80" w:type="dxa"/>
+              <w:bottom w:w="80" w:type="dxa"/>
+              <w:start w:w="120" w:type="dxa"/>
+              <w:end w:w="120" w:type="dxa"/>
+            </w:tcMar>
+          </w:tcPr>
+          <w:p>
+            <w:pPr>
+              <w:jc w:val="left"/>
+            </w:pPr>
+            <w:r/>
+            <w:r>
+              <w:rPr>
+                <w:rFonts w:ascii="宋体" w:hAnsi="宋体" w:eastAsia="宋体"/>
+                <w:b w:val="0"/>
+                <w:sz w:val="20"/>
+              </w:rPr>
+              <w:t>计算 Ec1、Ec2、可用性付费、运维服务费、扣减金额和合计金额</w:t>
             </w:r>
           </w:p>
         </w:tc>
@@ -2170,7 +1233,7 @@
       <w:tr>
         <w:tc>
           <w:tcPr>
-            <w:tcW w:type="dxa" w:w="2412"/>
+            <w:tcW w:type="dxa" w:w="4824"/>
             <w:vAlign w:val="center"/>
             <w:tcBorders>
               <w:top w:val="single" w:sz="4" w:space="0" w:color="B8C4D1"/>
@@ -2196,13 +1259,13 @@
                 <w:b w:val="0"/>
                 <w:sz w:val="20"/>
               </w:rPr>
-              <w:t>资料解析 Agent</w:t>
+              <w:t>报告生成</w:t>
             </w:r>
           </w:p>
         </w:tc>
         <w:tc>
           <w:tcPr>
-            <w:tcW w:type="dxa" w:w="2412"/>
+            <w:tcW w:type="dxa" w:w="4824"/>
             <w:vAlign w:val="center"/>
             <w:tcBorders>
               <w:top w:val="single" w:sz="4" w:space="0" w:color="B8C4D1"/>
@@ -2228,13 +1291,47 @@
                 <w:b w:val="0"/>
                 <w:sz w:val="20"/>
               </w:rPr>
-              <w:t>识别资料结构、镇街、附件和公共资料</w:t>
+              <w:t>套用正式底稿生成 DOCX 报告</w:t>
+            </w:r>
+          </w:p>
+        </w:tc>
+      </w:tr>
+      <w:tr>
+        <w:tc>
+          <w:tcPr>
+            <w:tcW w:type="dxa" w:w="4824"/>
+            <w:vAlign w:val="center"/>
+            <w:tcBorders>
+              <w:top w:val="single" w:sz="4" w:space="0" w:color="B8C4D1"/>
+              <w:left w:val="single" w:sz="4" w:space="0" w:color="B8C4D1"/>
+              <w:bottom w:val="single" w:sz="4" w:space="0" w:color="B8C4D1"/>
+              <w:right w:val="single" w:sz="4" w:space="0" w:color="B8C4D1"/>
+            </w:tcBorders>
+            <w:tcMar>
+              <w:top w:w="80" w:type="dxa"/>
+              <w:bottom w:w="80" w:type="dxa"/>
+              <w:start w:w="120" w:type="dxa"/>
+              <w:end w:w="120" w:type="dxa"/>
+            </w:tcMar>
+          </w:tcPr>
+          <w:p>
+            <w:pPr>
+              <w:jc w:val="center"/>
+            </w:pPr>
+            <w:r/>
+            <w:r>
+              <w:rPr>
+                <w:rFonts w:ascii="宋体" w:hAnsi="宋体" w:eastAsia="宋体"/>
+                <w:b w:val="0"/>
+                <w:sz w:val="20"/>
+              </w:rPr>
+              <w:t>报告校验</w:t>
             </w:r>
           </w:p>
         </w:tc>
         <w:tc>
           <w:tcPr>
-            <w:tcW w:type="dxa" w:w="2412"/>
+            <w:tcW w:type="dxa" w:w="4824"/>
             <w:vAlign w:val="center"/>
             <w:tcBorders>
               <w:top w:val="single" w:sz="4" w:space="0" w:color="B8C4D1"/>
@@ -2260,559 +1357,7 @@
                 <w:b w:val="0"/>
                 <w:sz w:val="20"/>
               </w:rPr>
-              <w:t>DOCX、XLSX、PDF、图片</w:t>
-            </w:r>
-          </w:p>
-        </w:tc>
-        <w:tc>
-          <w:tcPr>
-            <w:tcW w:type="dxa" w:w="2412"/>
-            <w:vAlign w:val="center"/>
-            <w:tcBorders>
-              <w:top w:val="single" w:sz="4" w:space="0" w:color="B8C4D1"/>
-              <w:left w:val="single" w:sz="4" w:space="0" w:color="B8C4D1"/>
-              <w:bottom w:val="single" w:sz="4" w:space="0" w:color="B8C4D1"/>
-              <w:right w:val="single" w:sz="4" w:space="0" w:color="B8C4D1"/>
-            </w:tcBorders>
-            <w:tcMar>
-              <w:top w:w="80" w:type="dxa"/>
-              <w:bottom w:w="80" w:type="dxa"/>
-              <w:start w:w="120" w:type="dxa"/>
-              <w:end w:w="120" w:type="dxa"/>
-            </w:tcMar>
-          </w:tcPr>
-          <w:p>
-            <w:pPr>
-              <w:jc w:val="center"/>
-            </w:pPr>
-            <w:r/>
-            <w:r>
-              <w:rPr>
-                <w:rFonts w:ascii="宋体" w:hAnsi="宋体" w:eastAsia="宋体"/>
-                <w:b w:val="0"/>
-                <w:sz w:val="20"/>
-              </w:rPr>
-              <w:t>结构化资料索引</w:t>
-            </w:r>
-          </w:p>
-        </w:tc>
-      </w:tr>
-      <w:tr>
-        <w:tc>
-          <w:tcPr>
-            <w:tcW w:type="dxa" w:w="2412"/>
-            <w:vAlign w:val="center"/>
-            <w:tcBorders>
-              <w:top w:val="single" w:sz="4" w:space="0" w:color="B8C4D1"/>
-              <w:left w:val="single" w:sz="4" w:space="0" w:color="B8C4D1"/>
-              <w:bottom w:val="single" w:sz="4" w:space="0" w:color="B8C4D1"/>
-              <w:right w:val="single" w:sz="4" w:space="0" w:color="B8C4D1"/>
-            </w:tcBorders>
-            <w:tcMar>
-              <w:top w:w="80" w:type="dxa"/>
-              <w:bottom w:w="80" w:type="dxa"/>
-              <w:start w:w="120" w:type="dxa"/>
-              <w:end w:w="120" w:type="dxa"/>
-            </w:tcMar>
-          </w:tcPr>
-          <w:p>
-            <w:pPr>
-              <w:jc w:val="center"/>
-            </w:pPr>
-            <w:r/>
-            <w:r>
-              <w:rPr>
-                <w:rFonts w:ascii="宋体" w:hAnsi="宋体" w:eastAsia="宋体"/>
-                <w:b w:val="0"/>
-                <w:sz w:val="20"/>
-              </w:rPr>
-              <w:t>规范 Agent</w:t>
-            </w:r>
-          </w:p>
-        </w:tc>
-        <w:tc>
-          <w:tcPr>
-            <w:tcW w:type="dxa" w:w="2412"/>
-            <w:vAlign w:val="center"/>
-            <w:tcBorders>
-              <w:top w:val="single" w:sz="4" w:space="0" w:color="B8C4D1"/>
-              <w:left w:val="single" w:sz="4" w:space="0" w:color="B8C4D1"/>
-              <w:bottom w:val="single" w:sz="4" w:space="0" w:color="B8C4D1"/>
-              <w:right w:val="single" w:sz="4" w:space="0" w:color="B8C4D1"/>
-            </w:tcBorders>
-            <w:tcMar>
-              <w:top w:w="80" w:type="dxa"/>
-              <w:bottom w:w="80" w:type="dxa"/>
-              <w:start w:w="120" w:type="dxa"/>
-              <w:end w:w="120" w:type="dxa"/>
-            </w:tcMar>
-          </w:tcPr>
-          <w:p>
-            <w:pPr>
-              <w:jc w:val="center"/>
-            </w:pPr>
-            <w:r/>
-            <w:r>
-              <w:rPr>
-                <w:rFonts w:ascii="宋体" w:hAnsi="宋体" w:eastAsia="宋体"/>
-                <w:b w:val="0"/>
-                <w:sz w:val="20"/>
-              </w:rPr>
-              <w:t>抽取正式报告正文素材</w:t>
-            </w:r>
-          </w:p>
-        </w:tc>
-        <w:tc>
-          <w:tcPr>
-            <w:tcW w:type="dxa" w:w="2412"/>
-            <w:vAlign w:val="center"/>
-            <w:tcBorders>
-              <w:top w:val="single" w:sz="4" w:space="0" w:color="B8C4D1"/>
-              <w:left w:val="single" w:sz="4" w:space="0" w:color="B8C4D1"/>
-              <w:bottom w:val="single" w:sz="4" w:space="0" w:color="B8C4D1"/>
-              <w:right w:val="single" w:sz="4" w:space="0" w:color="B8C4D1"/>
-            </w:tcBorders>
-            <w:tcMar>
-              <w:top w:w="80" w:type="dxa"/>
-              <w:bottom w:w="80" w:type="dxa"/>
-              <w:start w:w="120" w:type="dxa"/>
-              <w:end w:w="120" w:type="dxa"/>
-            </w:tcMar>
-          </w:tcPr>
-          <w:p>
-            <w:pPr>
-              <w:jc w:val="left"/>
-            </w:pPr>
-            <w:r/>
-            <w:r>
-              <w:rPr>
-                <w:rFonts w:ascii="宋体" w:hAnsi="宋体" w:eastAsia="宋体"/>
-                <w:b w:val="0"/>
-                <w:sz w:val="20"/>
-              </w:rPr>
-              <w:t>评分、水质、满意度、资料核查、问题描述</w:t>
-            </w:r>
-          </w:p>
-        </w:tc>
-        <w:tc>
-          <w:tcPr>
-            <w:tcW w:type="dxa" w:w="2412"/>
-            <w:vAlign w:val="center"/>
-            <w:tcBorders>
-              <w:top w:val="single" w:sz="4" w:space="0" w:color="B8C4D1"/>
-              <w:left w:val="single" w:sz="4" w:space="0" w:color="B8C4D1"/>
-              <w:bottom w:val="single" w:sz="4" w:space="0" w:color="B8C4D1"/>
-              <w:right w:val="single" w:sz="4" w:space="0" w:color="B8C4D1"/>
-            </w:tcBorders>
-            <w:tcMar>
-              <w:top w:w="80" w:type="dxa"/>
-              <w:bottom w:w="80" w:type="dxa"/>
-              <w:start w:w="120" w:type="dxa"/>
-              <w:end w:w="120" w:type="dxa"/>
-            </w:tcMar>
-          </w:tcPr>
-          <w:p>
-            <w:pPr>
-              <w:jc w:val="center"/>
-            </w:pPr>
-            <w:r/>
-            <w:r>
-              <w:rPr>
-                <w:rFonts w:ascii="宋体" w:hAnsi="宋体" w:eastAsia="宋体"/>
-                <w:b w:val="0"/>
-                <w:sz w:val="20"/>
-              </w:rPr>
-              <w:t>正文素材</w:t>
-            </w:r>
-          </w:p>
-        </w:tc>
-      </w:tr>
-      <w:tr>
-        <w:tc>
-          <w:tcPr>
-            <w:tcW w:type="dxa" w:w="2412"/>
-            <w:vAlign w:val="center"/>
-            <w:tcBorders>
-              <w:top w:val="single" w:sz="4" w:space="0" w:color="B8C4D1"/>
-              <w:left w:val="single" w:sz="4" w:space="0" w:color="B8C4D1"/>
-              <w:bottom w:val="single" w:sz="4" w:space="0" w:color="B8C4D1"/>
-              <w:right w:val="single" w:sz="4" w:space="0" w:color="B8C4D1"/>
-            </w:tcBorders>
-            <w:tcMar>
-              <w:top w:w="80" w:type="dxa"/>
-              <w:bottom w:w="80" w:type="dxa"/>
-              <w:start w:w="120" w:type="dxa"/>
-              <w:end w:w="120" w:type="dxa"/>
-            </w:tcMar>
-          </w:tcPr>
-          <w:p>
-            <w:pPr>
-              <w:jc w:val="center"/>
-            </w:pPr>
-            <w:r/>
-            <w:r>
-              <w:rPr>
-                <w:rFonts w:ascii="宋体" w:hAnsi="宋体" w:eastAsia="宋体"/>
-                <w:b w:val="0"/>
-                <w:sz w:val="20"/>
-              </w:rPr>
-              <w:t>金额 Agent</w:t>
-            </w:r>
-          </w:p>
-        </w:tc>
-        <w:tc>
-          <w:tcPr>
-            <w:tcW w:type="dxa" w:w="2412"/>
-            <w:vAlign w:val="center"/>
-            <w:tcBorders>
-              <w:top w:val="single" w:sz="4" w:space="0" w:color="B8C4D1"/>
-              <w:left w:val="single" w:sz="4" w:space="0" w:color="B8C4D1"/>
-              <w:bottom w:val="single" w:sz="4" w:space="0" w:color="B8C4D1"/>
-              <w:right w:val="single" w:sz="4" w:space="0" w:color="B8C4D1"/>
-            </w:tcBorders>
-            <w:tcMar>
-              <w:top w:w="80" w:type="dxa"/>
-              <w:bottom w:w="80" w:type="dxa"/>
-              <w:start w:w="120" w:type="dxa"/>
-              <w:end w:w="120" w:type="dxa"/>
-            </w:tcMar>
-          </w:tcPr>
-          <w:p>
-            <w:pPr>
-              <w:jc w:val="left"/>
-            </w:pPr>
-            <w:r/>
-            <w:r>
-              <w:rPr>
-                <w:rFonts w:ascii="宋体" w:hAnsi="宋体" w:eastAsia="宋体"/>
-                <w:b w:val="0"/>
-                <w:sz w:val="20"/>
-              </w:rPr>
-              <w:t>计算 Ec1/Ec2 和服务费；无新方法时使用默认方法</w:t>
-            </w:r>
-          </w:p>
-        </w:tc>
-        <w:tc>
-          <w:tcPr>
-            <w:tcW w:type="dxa" w:w="2412"/>
-            <w:vAlign w:val="center"/>
-            <w:tcBorders>
-              <w:top w:val="single" w:sz="4" w:space="0" w:color="B8C4D1"/>
-              <w:left w:val="single" w:sz="4" w:space="0" w:color="B8C4D1"/>
-              <w:bottom w:val="single" w:sz="4" w:space="0" w:color="B8C4D1"/>
-              <w:right w:val="single" w:sz="4" w:space="0" w:color="B8C4D1"/>
-            </w:tcBorders>
-            <w:tcMar>
-              <w:top w:w="80" w:type="dxa"/>
-              <w:bottom w:w="80" w:type="dxa"/>
-              <w:start w:w="120" w:type="dxa"/>
-              <w:end w:w="120" w:type="dxa"/>
-            </w:tcMar>
-          </w:tcPr>
-          <w:p>
-            <w:pPr>
-              <w:jc w:val="left"/>
-            </w:pPr>
-            <w:r/>
-            <w:r>
-              <w:rPr>
-                <w:rFonts w:ascii="宋体" w:hAnsi="宋体" w:eastAsia="宋体"/>
-                <w:b w:val="0"/>
-                <w:sz w:val="20"/>
-              </w:rPr>
-              <w:t>评分、默认方法、选填新方法</w:t>
-            </w:r>
-          </w:p>
-        </w:tc>
-        <w:tc>
-          <w:tcPr>
-            <w:tcW w:type="dxa" w:w="2412"/>
-            <w:vAlign w:val="center"/>
-            <w:tcBorders>
-              <w:top w:val="single" w:sz="4" w:space="0" w:color="B8C4D1"/>
-              <w:left w:val="single" w:sz="4" w:space="0" w:color="B8C4D1"/>
-              <w:bottom w:val="single" w:sz="4" w:space="0" w:color="B8C4D1"/>
-              <w:right w:val="single" w:sz="4" w:space="0" w:color="B8C4D1"/>
-            </w:tcBorders>
-            <w:tcMar>
-              <w:top w:w="80" w:type="dxa"/>
-              <w:bottom w:w="80" w:type="dxa"/>
-              <w:start w:w="120" w:type="dxa"/>
-              <w:end w:w="120" w:type="dxa"/>
-            </w:tcMar>
-          </w:tcPr>
-          <w:p>
-            <w:pPr>
-              <w:jc w:val="center"/>
-            </w:pPr>
-            <w:r/>
-            <w:r>
-              <w:rPr>
-                <w:rFonts w:ascii="宋体" w:hAnsi="宋体" w:eastAsia="宋体"/>
-                <w:b w:val="0"/>
-                <w:sz w:val="20"/>
-              </w:rPr>
-              <w:t>金额结果</w:t>
-            </w:r>
-          </w:p>
-        </w:tc>
-      </w:tr>
-      <w:tr>
-        <w:tc>
-          <w:tcPr>
-            <w:tcW w:type="dxa" w:w="2412"/>
-            <w:vAlign w:val="center"/>
-            <w:tcBorders>
-              <w:top w:val="single" w:sz="4" w:space="0" w:color="B8C4D1"/>
-              <w:left w:val="single" w:sz="4" w:space="0" w:color="B8C4D1"/>
-              <w:bottom w:val="single" w:sz="4" w:space="0" w:color="B8C4D1"/>
-              <w:right w:val="single" w:sz="4" w:space="0" w:color="B8C4D1"/>
-            </w:tcBorders>
-            <w:tcMar>
-              <w:top w:w="80" w:type="dxa"/>
-              <w:bottom w:w="80" w:type="dxa"/>
-              <w:start w:w="120" w:type="dxa"/>
-              <w:end w:w="120" w:type="dxa"/>
-            </w:tcMar>
-          </w:tcPr>
-          <w:p>
-            <w:pPr>
-              <w:jc w:val="center"/>
-            </w:pPr>
-            <w:r/>
-            <w:r>
-              <w:rPr>
-                <w:rFonts w:ascii="宋体" w:hAnsi="宋体" w:eastAsia="宋体"/>
-                <w:b w:val="0"/>
-                <w:sz w:val="20"/>
-              </w:rPr>
-              <w:t>报告 Agent</w:t>
-            </w:r>
-          </w:p>
-        </w:tc>
-        <w:tc>
-          <w:tcPr>
-            <w:tcW w:type="dxa" w:w="2412"/>
-            <w:vAlign w:val="center"/>
-            <w:tcBorders>
-              <w:top w:val="single" w:sz="4" w:space="0" w:color="B8C4D1"/>
-              <w:left w:val="single" w:sz="4" w:space="0" w:color="B8C4D1"/>
-              <w:bottom w:val="single" w:sz="4" w:space="0" w:color="B8C4D1"/>
-              <w:right w:val="single" w:sz="4" w:space="0" w:color="B8C4D1"/>
-            </w:tcBorders>
-            <w:tcMar>
-              <w:top w:w="80" w:type="dxa"/>
-              <w:bottom w:w="80" w:type="dxa"/>
-              <w:start w:w="120" w:type="dxa"/>
-              <w:end w:w="120" w:type="dxa"/>
-            </w:tcMar>
-          </w:tcPr>
-          <w:p>
-            <w:pPr>
-              <w:jc w:val="left"/>
-            </w:pPr>
-            <w:r/>
-            <w:r>
-              <w:rPr>
-                <w:rFonts w:ascii="宋体" w:hAnsi="宋体" w:eastAsia="宋体"/>
-                <w:b w:val="0"/>
-                <w:sz w:val="20"/>
-              </w:rPr>
-              <w:t>套用正式底稿生成 DOCX</w:t>
-            </w:r>
-          </w:p>
-        </w:tc>
-        <w:tc>
-          <w:tcPr>
-            <w:tcW w:type="dxa" w:w="2412"/>
-            <w:vAlign w:val="center"/>
-            <w:tcBorders>
-              <w:top w:val="single" w:sz="4" w:space="0" w:color="B8C4D1"/>
-              <w:left w:val="single" w:sz="4" w:space="0" w:color="B8C4D1"/>
-              <w:bottom w:val="single" w:sz="4" w:space="0" w:color="B8C4D1"/>
-              <w:right w:val="single" w:sz="4" w:space="0" w:color="B8C4D1"/>
-            </w:tcBorders>
-            <w:tcMar>
-              <w:top w:w="80" w:type="dxa"/>
-              <w:bottom w:w="80" w:type="dxa"/>
-              <w:start w:w="120" w:type="dxa"/>
-              <w:end w:w="120" w:type="dxa"/>
-            </w:tcMar>
-          </w:tcPr>
-          <w:p>
-            <w:pPr>
-              <w:jc w:val="center"/>
-            </w:pPr>
-            <w:r/>
-            <w:r>
-              <w:rPr>
-                <w:rFonts w:ascii="宋体" w:hAnsi="宋体" w:eastAsia="宋体"/>
-                <w:b w:val="0"/>
-                <w:sz w:val="20"/>
-              </w:rPr>
-              <w:t>正文素材、金额结果、底稿</w:t>
-            </w:r>
-          </w:p>
-        </w:tc>
-        <w:tc>
-          <w:tcPr>
-            <w:tcW w:type="dxa" w:w="2412"/>
-            <w:vAlign w:val="center"/>
-            <w:tcBorders>
-              <w:top w:val="single" w:sz="4" w:space="0" w:color="B8C4D1"/>
-              <w:left w:val="single" w:sz="4" w:space="0" w:color="B8C4D1"/>
-              <w:bottom w:val="single" w:sz="4" w:space="0" w:color="B8C4D1"/>
-              <w:right w:val="single" w:sz="4" w:space="0" w:color="B8C4D1"/>
-            </w:tcBorders>
-            <w:tcMar>
-              <w:top w:w="80" w:type="dxa"/>
-              <w:bottom w:w="80" w:type="dxa"/>
-              <w:start w:w="120" w:type="dxa"/>
-              <w:end w:w="120" w:type="dxa"/>
-            </w:tcMar>
-          </w:tcPr>
-          <w:p>
-            <w:pPr>
-              <w:jc w:val="center"/>
-            </w:pPr>
-            <w:r/>
-            <w:r>
-              <w:rPr>
-                <w:rFonts w:ascii="宋体" w:hAnsi="宋体" w:eastAsia="宋体"/>
-                <w:b w:val="0"/>
-                <w:sz w:val="20"/>
-              </w:rPr>
-              <w:t>成品报告</w:t>
-            </w:r>
-          </w:p>
-        </w:tc>
-      </w:tr>
-      <w:tr>
-        <w:tc>
-          <w:tcPr>
-            <w:tcW w:type="dxa" w:w="2412"/>
-            <w:vAlign w:val="center"/>
-            <w:tcBorders>
-              <w:top w:val="single" w:sz="4" w:space="0" w:color="B8C4D1"/>
-              <w:left w:val="single" w:sz="4" w:space="0" w:color="B8C4D1"/>
-              <w:bottom w:val="single" w:sz="4" w:space="0" w:color="B8C4D1"/>
-              <w:right w:val="single" w:sz="4" w:space="0" w:color="B8C4D1"/>
-            </w:tcBorders>
-            <w:tcMar>
-              <w:top w:w="80" w:type="dxa"/>
-              <w:bottom w:w="80" w:type="dxa"/>
-              <w:start w:w="120" w:type="dxa"/>
-              <w:end w:w="120" w:type="dxa"/>
-            </w:tcMar>
-          </w:tcPr>
-          <w:p>
-            <w:pPr>
-              <w:jc w:val="center"/>
-            </w:pPr>
-            <w:r/>
-            <w:r>
-              <w:rPr>
-                <w:rFonts w:ascii="宋体" w:hAnsi="宋体" w:eastAsia="宋体"/>
-                <w:b w:val="0"/>
-                <w:sz w:val="20"/>
-              </w:rPr>
-              <w:t>校验 Agent</w:t>
-            </w:r>
-          </w:p>
-        </w:tc>
-        <w:tc>
-          <w:tcPr>
-            <w:tcW w:type="dxa" w:w="2412"/>
-            <w:vAlign w:val="center"/>
-            <w:tcBorders>
-              <w:top w:val="single" w:sz="4" w:space="0" w:color="B8C4D1"/>
-              <w:left w:val="single" w:sz="4" w:space="0" w:color="B8C4D1"/>
-              <w:bottom w:val="single" w:sz="4" w:space="0" w:color="B8C4D1"/>
-              <w:right w:val="single" w:sz="4" w:space="0" w:color="B8C4D1"/>
-            </w:tcBorders>
-            <w:tcMar>
-              <w:top w:w="80" w:type="dxa"/>
-              <w:bottom w:w="80" w:type="dxa"/>
-              <w:start w:w="120" w:type="dxa"/>
-              <w:end w:w="120" w:type="dxa"/>
-            </w:tcMar>
-          </w:tcPr>
-          <w:p>
-            <w:pPr>
-              <w:jc w:val="left"/>
-            </w:pPr>
-            <w:r/>
-            <w:r>
-              <w:rPr>
-                <w:rFonts w:ascii="宋体" w:hAnsi="宋体" w:eastAsia="宋体"/>
-                <w:b w:val="0"/>
-                <w:sz w:val="20"/>
-              </w:rPr>
-              <w:t>检查结构、金额、表格、命名和残留</w:t>
-            </w:r>
-          </w:p>
-        </w:tc>
-        <w:tc>
-          <w:tcPr>
-            <w:tcW w:type="dxa" w:w="2412"/>
-            <w:vAlign w:val="center"/>
-            <w:tcBorders>
-              <w:top w:val="single" w:sz="4" w:space="0" w:color="B8C4D1"/>
-              <w:left w:val="single" w:sz="4" w:space="0" w:color="B8C4D1"/>
-              <w:bottom w:val="single" w:sz="4" w:space="0" w:color="B8C4D1"/>
-              <w:right w:val="single" w:sz="4" w:space="0" w:color="B8C4D1"/>
-            </w:tcBorders>
-            <w:tcMar>
-              <w:top w:w="80" w:type="dxa"/>
-              <w:bottom w:w="80" w:type="dxa"/>
-              <w:start w:w="120" w:type="dxa"/>
-              <w:end w:w="120" w:type="dxa"/>
-            </w:tcMar>
-          </w:tcPr>
-          <w:p>
-            <w:pPr>
-              <w:jc w:val="center"/>
-            </w:pPr>
-            <w:r/>
-            <w:r>
-              <w:rPr>
-                <w:rFonts w:ascii="宋体" w:hAnsi="宋体" w:eastAsia="宋体"/>
-                <w:b w:val="0"/>
-                <w:sz w:val="20"/>
-              </w:rPr>
-              <w:t>成品报告、计算结果</w:t>
-            </w:r>
-          </w:p>
-        </w:tc>
-        <w:tc>
-          <w:tcPr>
-            <w:tcW w:type="dxa" w:w="2412"/>
-            <w:vAlign w:val="center"/>
-            <w:tcBorders>
-              <w:top w:val="single" w:sz="4" w:space="0" w:color="B8C4D1"/>
-              <w:left w:val="single" w:sz="4" w:space="0" w:color="B8C4D1"/>
-              <w:bottom w:val="single" w:sz="4" w:space="0" w:color="B8C4D1"/>
-              <w:right w:val="single" w:sz="4" w:space="0" w:color="B8C4D1"/>
-            </w:tcBorders>
-            <w:tcMar>
-              <w:top w:w="80" w:type="dxa"/>
-              <w:bottom w:w="80" w:type="dxa"/>
-              <w:start w:w="120" w:type="dxa"/>
-              <w:end w:w="120" w:type="dxa"/>
-            </w:tcMar>
-          </w:tcPr>
-          <w:p>
-            <w:pPr>
-              <w:jc w:val="center"/>
-            </w:pPr>
-            <w:r/>
-            <w:r>
-              <w:rPr>
-                <w:rFonts w:ascii="宋体" w:hAnsi="宋体" w:eastAsia="宋体"/>
-                <w:b w:val="0"/>
-                <w:sz w:val="20"/>
-              </w:rPr>
-              <w:t>校验详情</w:t>
+              <w:t>检查命名、串镇、金额、表格序号、字体和结构</w:t>
             </w:r>
           </w:p>
         </w:tc>
@@ -2825,6 +1370,83 @@
     </w:p>
     <w:p>
       <w:pPr>
+        <w:spacing w:after="100"/>
+      </w:pPr>
+      <w:r>
+        <w:rPr>
+          <w:rFonts w:ascii="宋体" w:hAnsi="宋体" w:eastAsia="宋体"/>
+          <w:sz w:val="22"/>
+        </w:rPr>
+        <w:t>金额核算规则：</w:t>
+      </w:r>
+    </w:p>
+    <w:p>
+      <w:pPr>
+        <w:pStyle w:val="ListBullet"/>
+        <w:spacing w:after="100"/>
+      </w:pPr>
+      <w:r>
+        <w:rPr>
+          <w:rFonts w:ascii="宋体" w:hAnsi="宋体" w:eastAsia="宋体"/>
+          <w:sz w:val="22"/>
+        </w:rPr>
+        <w:t>单站评分 W 换算 Ec1/Ec2。</w:t>
+      </w:r>
+    </w:p>
+    <w:p>
+      <w:pPr>
+        <w:pStyle w:val="ListBullet"/>
+        <w:spacing w:after="100"/>
+      </w:pPr>
+      <w:r>
+        <w:rPr>
+          <w:rFonts w:ascii="宋体" w:hAnsi="宋体" w:eastAsia="宋体"/>
+          <w:sz w:val="22"/>
+        </w:rPr>
+        <w:t>镇级 Ec1/Ec2 为抽检设施算术平均值，报告通常保留三位小数。</w:t>
+      </w:r>
+    </w:p>
+    <w:p>
+      <w:pPr>
+        <w:pStyle w:val="ListBullet"/>
+        <w:spacing w:after="100"/>
+      </w:pPr>
+      <w:r>
+        <w:rPr>
+          <w:rFonts w:ascii="宋体" w:hAnsi="宋体" w:eastAsia="宋体"/>
+          <w:sz w:val="22"/>
+        </w:rPr>
+        <w:t>可用性付费 = 年可用性付费基数（万元/年）* 10000 / 12 * E1 * Ec2。</w:t>
+      </w:r>
+    </w:p>
+    <w:p>
+      <w:pPr>
+        <w:pStyle w:val="ListBullet"/>
+        <w:spacing w:after="100"/>
+      </w:pPr>
+      <w:r>
+        <w:rPr>
+          <w:rFonts w:ascii="宋体" w:hAnsi="宋体" w:eastAsia="宋体"/>
+          <w:sz w:val="22"/>
+        </w:rPr>
+        <w:t>第一至第七批运维服务费 = 对应月运维基数合计 * Ec1。</w:t>
+      </w:r>
+    </w:p>
+    <w:p>
+      <w:pPr>
+        <w:pStyle w:val="ListBullet"/>
+        <w:spacing w:after="100"/>
+      </w:pPr>
+      <w:r>
+        <w:rPr>
+          <w:rFonts w:ascii="宋体" w:hAnsi="宋体" w:eastAsia="宋体"/>
+          <w:sz w:val="22"/>
+        </w:rPr>
+        <w:t>扣减金额 = 基数 - 本次考核计算金额。</w:t>
+      </w:r>
+    </w:p>
+    <w:p>
+      <w:pPr>
         <w:pStyle w:val="Heading1"/>
       </w:pPr>
       <w:r>
@@ -2834,21 +1456,110 @@
           <w:color w:val="1F4E79"/>
           <w:sz w:val="32"/>
         </w:rPr>
-        <w:t>8. 功能需求</w:t>
+        <w:t>5. 核心页面</w:t>
       </w:r>
     </w:p>
     <w:p>
       <w:pPr>
-        <w:pStyle w:val="Heading2"/>
+        <w:spacing w:after="100"/>
+      </w:pPr>
+      <w:r>
+        <w:rPr>
+          <w:rFonts w:ascii="宋体" w:hAnsi="宋体" w:eastAsia="宋体"/>
+          <w:sz w:val="22"/>
+        </w:rPr>
+        <w:t>本期建议只保留 5 个核心页面，减少用户找入口的成本。</w:t>
+      </w:r>
+    </w:p>
+    <w:p>
+      <w:pPr>
+        <w:pStyle w:val="ListNumber"/>
+        <w:spacing w:after="100"/>
+      </w:pPr>
+      <w:r>
+        <w:rPr>
+          <w:rFonts w:ascii="宋体" w:hAnsi="宋体" w:eastAsia="宋体"/>
+          <w:sz w:val="22"/>
+        </w:rPr>
+        <w:t>生成报告首页：唯一主入口为“上传资料包生成报告”。</w:t>
+      </w:r>
+    </w:p>
+    <w:p>
+      <w:pPr>
+        <w:pStyle w:val="ListNumber"/>
+        <w:spacing w:after="100"/>
+      </w:pPr>
+      <w:r>
+        <w:rPr>
+          <w:rFonts w:ascii="宋体" w:hAnsi="宋体" w:eastAsia="宋体"/>
+          <w:sz w:val="22"/>
+        </w:rPr>
+        <w:t>上传资料包页：资料包必填，新的金额计算方法选填。</w:t>
+      </w:r>
+    </w:p>
+    <w:p>
+      <w:pPr>
+        <w:pStyle w:val="ListNumber"/>
+        <w:spacing w:after="100"/>
+      </w:pPr>
+      <w:r>
+        <w:rPr>
+          <w:rFonts w:ascii="宋体" w:hAnsi="宋体" w:eastAsia="宋体"/>
+          <w:sz w:val="22"/>
+        </w:rPr>
+        <w:t>生成确认页：展示识别摘要、默认金额方法状态和输出类型。</w:t>
+      </w:r>
+    </w:p>
+    <w:p>
+      <w:pPr>
+        <w:pStyle w:val="ListNumber"/>
+        <w:spacing w:after="100"/>
+      </w:pPr>
+      <w:r>
+        <w:rPr>
+          <w:rFonts w:ascii="宋体" w:hAnsi="宋体" w:eastAsia="宋体"/>
+          <w:sz w:val="22"/>
+        </w:rPr>
+        <w:t>自动生成进度页：展示系统处理进度和必要异常。</w:t>
+      </w:r>
+    </w:p>
+    <w:p>
+      <w:pPr>
+        <w:pStyle w:val="ListNumber"/>
+        <w:spacing w:after="100"/>
+      </w:pPr>
+      <w:r>
+        <w:rPr>
+          <w:rFonts w:ascii="宋体" w:hAnsi="宋体" w:eastAsia="宋体"/>
+          <w:sz w:val="22"/>
+        </w:rPr>
+        <w:t>成品报告结果页：突出下载成品报告，详情折叠展示。</w:t>
+      </w:r>
+    </w:p>
+    <w:p>
+      <w:pPr>
+        <w:spacing w:after="100"/>
+      </w:pPr>
+      <w:r>
+        <w:rPr>
+          <w:rFonts w:ascii="宋体" w:hAnsi="宋体" w:eastAsia="宋体"/>
+          <w:sz w:val="22"/>
+        </w:rPr>
+        <w:t>历史报告可作为辅助入口，不进入主生成流程。</w:t>
+      </w:r>
+    </w:p>
+    <w:p>
+      <w:pPr>
+        <w:pStyle w:val="Heading1"/>
       </w:pPr>
       <w:r>
         <w:rPr>
           <w:rFonts w:ascii="宋体" w:hAnsi="宋体" w:eastAsia="宋体"/>
           <w:b/>
           <w:color w:val="1F4E79"/>
-          <w:sz w:val="28"/>
+          <w:sz w:val="32"/>
         </w:rPr>
-        <w:t>8.1 上传与引导</w:t>
+        <w:t>6. 功能需求</w:t>
       </w:r>
     </w:p>
     <w:tbl>
@@ -3025,7 +1736,7 @@
                 <w:b w:val="0"/>
                 <w:sz w:val="20"/>
               </w:rPr>
-              <w:t>首页提供唯一清晰主入口“上传资料包生成报告”</w:t>
+              <w:t>首页提供清晰主按钮“上传资料包生成报告”</w:t>
             </w:r>
           </w:p>
         </w:tc>
@@ -3123,7 +1834,7 @@
                 <w:b w:val="0"/>
                 <w:sz w:val="20"/>
               </w:rPr>
-              <w:t>支持上传资料包文件夹或多个资料文件</w:t>
+              <w:t>支持上传一个或多个镇街资料包</w:t>
             </w:r>
           </w:p>
         </w:tc>
@@ -3319,7 +2030,7 @@
                 <w:b w:val="0"/>
                 <w:sz w:val="20"/>
               </w:rPr>
-              <w:t>未填写新的金额计算方法时，明确提示“将使用默认金额计算方法”</w:t>
+              <w:t>未提供新金额方法时，自动使用默认金额计算方法</w:t>
             </w:r>
           </w:p>
         </w:tc>
@@ -3417,7 +2128,7 @@
                 <w:b w:val="0"/>
                 <w:sz w:val="20"/>
               </w:rPr>
-              <w:t>不要求用户在主流程中选择公共资料、金额基础数据、正文底稿或技能版本</w:t>
+              <w:t>系统自动推荐单镇、多镇或汇总报告输出方式</w:t>
             </w:r>
           </w:p>
         </w:tc>
@@ -3450,139 +2161,6 @@
                 <w:sz w:val="20"/>
               </w:rPr>
               <w:t>P0</w:t>
-            </w:r>
-          </w:p>
-        </w:tc>
-      </w:tr>
-    </w:tbl>
-    <w:p>
-      <w:pPr>
-        <w:spacing w:after="40"/>
-      </w:pPr>
-    </w:p>
-    <w:p>
-      <w:pPr>
-        <w:pStyle w:val="Heading2"/>
-      </w:pPr>
-      <w:r>
-        <w:rPr>
-          <w:rFonts w:ascii="宋体" w:hAnsi="宋体" w:eastAsia="宋体"/>
-          <w:b/>
-          <w:color w:val="1F4E79"/>
-          <w:sz w:val="28"/>
-        </w:rPr>
-        <w:t>8.2 自动处理</w:t>
-      </w:r>
-    </w:p>
-    <w:tbl>
-      <w:tblPr>
-        <w:tblStyle w:val="TableGrid"/>
-        <w:tblW w:type="auto" w:w="0"/>
-        <w:jc w:val="center"/>
-        <w:tblLook w:firstColumn="1" w:firstRow="1" w:lastColumn="0" w:lastRow="0" w:noHBand="0" w:noVBand="1" w:val="04A0"/>
-      </w:tblPr>
-      <w:tblGrid>
-        <w:gridCol w:w="3216"/>
-        <w:gridCol w:w="3216"/>
-        <w:gridCol w:w="3216"/>
-      </w:tblGrid>
-      <w:tr>
-        <w:tc>
-          <w:tcPr>
-            <w:tcW w:type="dxa" w:w="3216"/>
-            <w:vAlign w:val="center"/>
-            <w:shd w:fill="E8EEF5"/>
-            <w:tcBorders>
-              <w:top w:val="single" w:sz="4" w:space="0" w:color="B8C4D1"/>
-              <w:left w:val="single" w:sz="4" w:space="0" w:color="B8C4D1"/>
-              <w:bottom w:val="single" w:sz="4" w:space="0" w:color="B8C4D1"/>
-              <w:right w:val="single" w:sz="4" w:space="0" w:color="B8C4D1"/>
-            </w:tcBorders>
-            <w:tcMar>
-              <w:top w:w="80" w:type="dxa"/>
-              <w:bottom w:w="80" w:type="dxa"/>
-              <w:start w:w="120" w:type="dxa"/>
-              <w:end w:w="120" w:type="dxa"/>
-            </w:tcMar>
-          </w:tcPr>
-          <w:p>
-            <w:pPr>
-              <w:jc w:val="center"/>
-            </w:pPr>
-            <w:r/>
-            <w:r>
-              <w:rPr>
-                <w:rFonts w:ascii="宋体" w:hAnsi="宋体" w:eastAsia="宋体"/>
-                <w:b/>
-                <w:sz w:val="20"/>
-              </w:rPr>
-              <w:t>编号</w:t>
-            </w:r>
-          </w:p>
-        </w:tc>
-        <w:tc>
-          <w:tcPr>
-            <w:tcW w:type="dxa" w:w="3216"/>
-            <w:vAlign w:val="center"/>
-            <w:shd w:fill="E8EEF5"/>
-            <w:tcBorders>
-              <w:top w:val="single" w:sz="4" w:space="0" w:color="B8C4D1"/>
-              <w:left w:val="single" w:sz="4" w:space="0" w:color="B8C4D1"/>
-              <w:bottom w:val="single" w:sz="4" w:space="0" w:color="B8C4D1"/>
-              <w:right w:val="single" w:sz="4" w:space="0" w:color="B8C4D1"/>
-            </w:tcBorders>
-            <w:tcMar>
-              <w:top w:w="80" w:type="dxa"/>
-              <w:bottom w:w="80" w:type="dxa"/>
-              <w:start w:w="120" w:type="dxa"/>
-              <w:end w:w="120" w:type="dxa"/>
-            </w:tcMar>
-          </w:tcPr>
-          <w:p>
-            <w:pPr>
-              <w:jc w:val="center"/>
-            </w:pPr>
-            <w:r/>
-            <w:r>
-              <w:rPr>
-                <w:rFonts w:ascii="宋体" w:hAnsi="宋体" w:eastAsia="宋体"/>
-                <w:b/>
-                <w:sz w:val="20"/>
-              </w:rPr>
-              <w:t>需求</w:t>
-            </w:r>
-          </w:p>
-        </w:tc>
-        <w:tc>
-          <w:tcPr>
-            <w:tcW w:type="dxa" w:w="3216"/>
-            <w:vAlign w:val="center"/>
-            <w:shd w:fill="E8EEF5"/>
-            <w:tcBorders>
-              <w:top w:val="single" w:sz="4" w:space="0" w:color="B8C4D1"/>
-              <w:left w:val="single" w:sz="4" w:space="0" w:color="B8C4D1"/>
-              <w:bottom w:val="single" w:sz="4" w:space="0" w:color="B8C4D1"/>
-              <w:right w:val="single" w:sz="4" w:space="0" w:color="B8C4D1"/>
-            </w:tcBorders>
-            <w:tcMar>
-              <w:top w:w="80" w:type="dxa"/>
-              <w:bottom w:w="80" w:type="dxa"/>
-              <w:start w:w="120" w:type="dxa"/>
-              <w:end w:w="120" w:type="dxa"/>
-            </w:tcMar>
-          </w:tcPr>
-          <w:p>
-            <w:pPr>
-              <w:jc w:val="center"/>
-            </w:pPr>
-            <w:r/>
-            <w:r>
-              <w:rPr>
-                <w:rFonts w:ascii="宋体" w:hAnsi="宋体" w:eastAsia="宋体"/>
-                <w:b/>
-                <w:sz w:val="20"/>
-              </w:rPr>
-              <w:t>优先级</w:t>
             </w:r>
           </w:p>
         </w:tc>
@@ -3639,7 +2217,7 @@
           </w:tcPr>
           <w:p>
             <w:pPr>
-              <w:jc w:val="center"/>
+              <w:jc w:val="left"/>
             </w:pPr>
             <w:r/>
             <w:r>
@@ -3648,7 +2226,7 @@
                 <w:b w:val="0"/>
                 <w:sz w:val="20"/>
               </w:rPr>
-              <w:t>自动识别镇街和资料类型</w:t>
+              <w:t>系统自动完成资料解析、金额核算和报告生成</w:t>
             </w:r>
           </w:p>
         </w:tc>
@@ -3746,7 +2324,7 @@
                 <w:b w:val="0"/>
                 <w:sz w:val="20"/>
               </w:rPr>
-              <w:t>自动抽取评分、水质、满意度、资料核查和问题素材</w:t>
+              <w:t>系统自动校验命名、串镇、金额、表格序号和字体</w:t>
             </w:r>
           </w:p>
         </w:tc>
@@ -3844,7 +2422,7 @@
                 <w:b w:val="0"/>
                 <w:sz w:val="20"/>
               </w:rPr>
-              <w:t>自动按新方法或默认方法进行金额核算</w:t>
+              <w:t>结果页优先提供成品 DOCX 报告下载</w:t>
             </w:r>
           </w:p>
         </w:tc>
@@ -3942,532 +2520,7 @@
                 <w:b w:val="0"/>
                 <w:sz w:val="20"/>
               </w:rPr>
-              <w:t>自动生成单镇、多镇或汇总报告</w:t>
-            </w:r>
-          </w:p>
-        </w:tc>
-        <w:tc>
-          <w:tcPr>
-            <w:tcW w:type="dxa" w:w="3216"/>
-            <w:vAlign w:val="center"/>
-            <w:tcBorders>
-              <w:top w:val="single" w:sz="4" w:space="0" w:color="B8C4D1"/>
-              <w:left w:val="single" w:sz="4" w:space="0" w:color="B8C4D1"/>
-              <w:bottom w:val="single" w:sz="4" w:space="0" w:color="B8C4D1"/>
-              <w:right w:val="single" w:sz="4" w:space="0" w:color="B8C4D1"/>
-            </w:tcBorders>
-            <w:tcMar>
-              <w:top w:w="80" w:type="dxa"/>
-              <w:bottom w:w="80" w:type="dxa"/>
-              <w:start w:w="120" w:type="dxa"/>
-              <w:end w:w="120" w:type="dxa"/>
-            </w:tcMar>
-          </w:tcPr>
-          <w:p>
-            <w:pPr>
-              <w:jc w:val="center"/>
-            </w:pPr>
-            <w:r/>
-            <w:r>
-              <w:rPr>
-                <w:rFonts w:ascii="宋体" w:hAnsi="宋体" w:eastAsia="宋体"/>
-                <w:b w:val="0"/>
-                <w:sz w:val="20"/>
-              </w:rPr>
-              <w:t>P0</w:t>
-            </w:r>
-          </w:p>
-        </w:tc>
-      </w:tr>
-      <w:tr>
-        <w:tc>
-          <w:tcPr>
-            <w:tcW w:type="dxa" w:w="3216"/>
-            <w:vAlign w:val="center"/>
-            <w:tcBorders>
-              <w:top w:val="single" w:sz="4" w:space="0" w:color="B8C4D1"/>
-              <w:left w:val="single" w:sz="4" w:space="0" w:color="B8C4D1"/>
-              <w:bottom w:val="single" w:sz="4" w:space="0" w:color="B8C4D1"/>
-              <w:right w:val="single" w:sz="4" w:space="0" w:color="B8C4D1"/>
-            </w:tcBorders>
-            <w:tcMar>
-              <w:top w:w="80" w:type="dxa"/>
-              <w:bottom w:w="80" w:type="dxa"/>
-              <w:start w:w="120" w:type="dxa"/>
-              <w:end w:w="120" w:type="dxa"/>
-            </w:tcMar>
-          </w:tcPr>
-          <w:p>
-            <w:pPr>
-              <w:jc w:val="center"/>
-            </w:pPr>
-            <w:r/>
-            <w:r>
-              <w:rPr>
-                <w:rFonts w:ascii="宋体" w:hAnsi="宋体" w:eastAsia="宋体"/>
-                <w:b w:val="0"/>
-                <w:sz w:val="20"/>
-              </w:rPr>
-              <w:t>F-010</w:t>
-            </w:r>
-          </w:p>
-        </w:tc>
-        <w:tc>
-          <w:tcPr>
-            <w:tcW w:type="dxa" w:w="3216"/>
-            <w:vAlign w:val="center"/>
-            <w:tcBorders>
-              <w:top w:val="single" w:sz="4" w:space="0" w:color="B8C4D1"/>
-              <w:left w:val="single" w:sz="4" w:space="0" w:color="B8C4D1"/>
-              <w:bottom w:val="single" w:sz="4" w:space="0" w:color="B8C4D1"/>
-              <w:right w:val="single" w:sz="4" w:space="0" w:color="B8C4D1"/>
-            </w:tcBorders>
-            <w:tcMar>
-              <w:top w:w="80" w:type="dxa"/>
-              <w:bottom w:w="80" w:type="dxa"/>
-              <w:start w:w="120" w:type="dxa"/>
-              <w:end w:w="120" w:type="dxa"/>
-            </w:tcMar>
-          </w:tcPr>
-          <w:p>
-            <w:pPr>
-              <w:jc w:val="left"/>
-            </w:pPr>
-            <w:r/>
-            <w:r>
-              <w:rPr>
-                <w:rFonts w:ascii="宋体" w:hAnsi="宋体" w:eastAsia="宋体"/>
-                <w:b w:val="0"/>
-                <w:sz w:val="20"/>
-              </w:rPr>
-              <w:t>自动检查文件命名、表格序号、金额一致性和跨镇残留</w:t>
-            </w:r>
-          </w:p>
-        </w:tc>
-        <w:tc>
-          <w:tcPr>
-            <w:tcW w:type="dxa" w:w="3216"/>
-            <w:vAlign w:val="center"/>
-            <w:tcBorders>
-              <w:top w:val="single" w:sz="4" w:space="0" w:color="B8C4D1"/>
-              <w:left w:val="single" w:sz="4" w:space="0" w:color="B8C4D1"/>
-              <w:bottom w:val="single" w:sz="4" w:space="0" w:color="B8C4D1"/>
-              <w:right w:val="single" w:sz="4" w:space="0" w:color="B8C4D1"/>
-            </w:tcBorders>
-            <w:tcMar>
-              <w:top w:w="80" w:type="dxa"/>
-              <w:bottom w:w="80" w:type="dxa"/>
-              <w:start w:w="120" w:type="dxa"/>
-              <w:end w:w="120" w:type="dxa"/>
-            </w:tcMar>
-          </w:tcPr>
-          <w:p>
-            <w:pPr>
-              <w:jc w:val="center"/>
-            </w:pPr>
-            <w:r/>
-            <w:r>
-              <w:rPr>
-                <w:rFonts w:ascii="宋体" w:hAnsi="宋体" w:eastAsia="宋体"/>
-                <w:b w:val="0"/>
-                <w:sz w:val="20"/>
-              </w:rPr>
-              <w:t>P0</w:t>
-            </w:r>
-          </w:p>
-        </w:tc>
-      </w:tr>
-    </w:tbl>
-    <w:p>
-      <w:pPr>
-        <w:spacing w:after="40"/>
-      </w:pPr>
-    </w:p>
-    <w:p>
-      <w:pPr>
-        <w:pStyle w:val="Heading2"/>
-      </w:pPr>
-      <w:r>
-        <w:rPr>
-          <w:rFonts w:ascii="宋体" w:hAnsi="宋体" w:eastAsia="宋体"/>
-          <w:b/>
-          <w:color w:val="1F4E79"/>
-          <w:sz w:val="28"/>
-        </w:rPr>
-        <w:t>8.3 输出与详情</w:t>
-      </w:r>
-    </w:p>
-    <w:tbl>
-      <w:tblPr>
-        <w:tblStyle w:val="TableGrid"/>
-        <w:tblW w:type="auto" w:w="0"/>
-        <w:jc w:val="center"/>
-        <w:tblLook w:firstColumn="1" w:firstRow="1" w:lastColumn="0" w:lastRow="0" w:noHBand="0" w:noVBand="1" w:val="04A0"/>
-      </w:tblPr>
-      <w:tblGrid>
-        <w:gridCol w:w="3216"/>
-        <w:gridCol w:w="3216"/>
-        <w:gridCol w:w="3216"/>
-      </w:tblGrid>
-      <w:tr>
-        <w:tc>
-          <w:tcPr>
-            <w:tcW w:type="dxa" w:w="3216"/>
-            <w:vAlign w:val="center"/>
-            <w:shd w:fill="E8EEF5"/>
-            <w:tcBorders>
-              <w:top w:val="single" w:sz="4" w:space="0" w:color="B8C4D1"/>
-              <w:left w:val="single" w:sz="4" w:space="0" w:color="B8C4D1"/>
-              <w:bottom w:val="single" w:sz="4" w:space="0" w:color="B8C4D1"/>
-              <w:right w:val="single" w:sz="4" w:space="0" w:color="B8C4D1"/>
-            </w:tcBorders>
-            <w:tcMar>
-              <w:top w:w="80" w:type="dxa"/>
-              <w:bottom w:w="80" w:type="dxa"/>
-              <w:start w:w="120" w:type="dxa"/>
-              <w:end w:w="120" w:type="dxa"/>
-            </w:tcMar>
-          </w:tcPr>
-          <w:p>
-            <w:pPr>
-              <w:jc w:val="center"/>
-            </w:pPr>
-            <w:r/>
-            <w:r>
-              <w:rPr>
-                <w:rFonts w:ascii="宋体" w:hAnsi="宋体" w:eastAsia="宋体"/>
-                <w:b/>
-                <w:sz w:val="20"/>
-              </w:rPr>
-              <w:t>编号</w:t>
-            </w:r>
-          </w:p>
-        </w:tc>
-        <w:tc>
-          <w:tcPr>
-            <w:tcW w:type="dxa" w:w="3216"/>
-            <w:vAlign w:val="center"/>
-            <w:shd w:fill="E8EEF5"/>
-            <w:tcBorders>
-              <w:top w:val="single" w:sz="4" w:space="0" w:color="B8C4D1"/>
-              <w:left w:val="single" w:sz="4" w:space="0" w:color="B8C4D1"/>
-              <w:bottom w:val="single" w:sz="4" w:space="0" w:color="B8C4D1"/>
-              <w:right w:val="single" w:sz="4" w:space="0" w:color="B8C4D1"/>
-            </w:tcBorders>
-            <w:tcMar>
-              <w:top w:w="80" w:type="dxa"/>
-              <w:bottom w:w="80" w:type="dxa"/>
-              <w:start w:w="120" w:type="dxa"/>
-              <w:end w:w="120" w:type="dxa"/>
-            </w:tcMar>
-          </w:tcPr>
-          <w:p>
-            <w:pPr>
-              <w:jc w:val="center"/>
-            </w:pPr>
-            <w:r/>
-            <w:r>
-              <w:rPr>
-                <w:rFonts w:ascii="宋体" w:hAnsi="宋体" w:eastAsia="宋体"/>
-                <w:b/>
-                <w:sz w:val="20"/>
-              </w:rPr>
-              <w:t>需求</w:t>
-            </w:r>
-          </w:p>
-        </w:tc>
-        <w:tc>
-          <w:tcPr>
-            <w:tcW w:type="dxa" w:w="3216"/>
-            <w:vAlign w:val="center"/>
-            <w:shd w:fill="E8EEF5"/>
-            <w:tcBorders>
-              <w:top w:val="single" w:sz="4" w:space="0" w:color="B8C4D1"/>
-              <w:left w:val="single" w:sz="4" w:space="0" w:color="B8C4D1"/>
-              <w:bottom w:val="single" w:sz="4" w:space="0" w:color="B8C4D1"/>
-              <w:right w:val="single" w:sz="4" w:space="0" w:color="B8C4D1"/>
-            </w:tcBorders>
-            <w:tcMar>
-              <w:top w:w="80" w:type="dxa"/>
-              <w:bottom w:w="80" w:type="dxa"/>
-              <w:start w:w="120" w:type="dxa"/>
-              <w:end w:w="120" w:type="dxa"/>
-            </w:tcMar>
-          </w:tcPr>
-          <w:p>
-            <w:pPr>
-              <w:jc w:val="center"/>
-            </w:pPr>
-            <w:r/>
-            <w:r>
-              <w:rPr>
-                <w:rFonts w:ascii="宋体" w:hAnsi="宋体" w:eastAsia="宋体"/>
-                <w:b/>
-                <w:sz w:val="20"/>
-              </w:rPr>
-              <w:t>优先级</w:t>
-            </w:r>
-          </w:p>
-        </w:tc>
-      </w:tr>
-      <w:tr>
-        <w:tc>
-          <w:tcPr>
-            <w:tcW w:type="dxa" w:w="3216"/>
-            <w:vAlign w:val="center"/>
-            <w:tcBorders>
-              <w:top w:val="single" w:sz="4" w:space="0" w:color="B8C4D1"/>
-              <w:left w:val="single" w:sz="4" w:space="0" w:color="B8C4D1"/>
-              <w:bottom w:val="single" w:sz="4" w:space="0" w:color="B8C4D1"/>
-              <w:right w:val="single" w:sz="4" w:space="0" w:color="B8C4D1"/>
-            </w:tcBorders>
-            <w:tcMar>
-              <w:top w:w="80" w:type="dxa"/>
-              <w:bottom w:w="80" w:type="dxa"/>
-              <w:start w:w="120" w:type="dxa"/>
-              <w:end w:w="120" w:type="dxa"/>
-            </w:tcMar>
-          </w:tcPr>
-          <w:p>
-            <w:pPr>
-              <w:jc w:val="center"/>
-            </w:pPr>
-            <w:r/>
-            <w:r>
-              <w:rPr>
-                <w:rFonts w:ascii="宋体" w:hAnsi="宋体" w:eastAsia="宋体"/>
-                <w:b w:val="0"/>
-                <w:sz w:val="20"/>
-              </w:rPr>
-              <w:t>F-011</w:t>
-            </w:r>
-          </w:p>
-        </w:tc>
-        <w:tc>
-          <w:tcPr>
-            <w:tcW w:type="dxa" w:w="3216"/>
-            <w:vAlign w:val="center"/>
-            <w:tcBorders>
-              <w:top w:val="single" w:sz="4" w:space="0" w:color="B8C4D1"/>
-              <w:left w:val="single" w:sz="4" w:space="0" w:color="B8C4D1"/>
-              <w:bottom w:val="single" w:sz="4" w:space="0" w:color="B8C4D1"/>
-              <w:right w:val="single" w:sz="4" w:space="0" w:color="B8C4D1"/>
-            </w:tcBorders>
-            <w:tcMar>
-              <w:top w:w="80" w:type="dxa"/>
-              <w:bottom w:w="80" w:type="dxa"/>
-              <w:start w:w="120" w:type="dxa"/>
-              <w:end w:w="120" w:type="dxa"/>
-            </w:tcMar>
-          </w:tcPr>
-          <w:p>
-            <w:pPr>
-              <w:jc w:val="left"/>
-            </w:pPr>
-            <w:r/>
-            <w:r>
-              <w:rPr>
-                <w:rFonts w:ascii="宋体" w:hAnsi="宋体" w:eastAsia="宋体"/>
-                <w:b w:val="0"/>
-                <w:sz w:val="20"/>
-              </w:rPr>
-              <w:t>结果页突出“下载成品报告”主按钮</w:t>
-            </w:r>
-          </w:p>
-        </w:tc>
-        <w:tc>
-          <w:tcPr>
-            <w:tcW w:type="dxa" w:w="3216"/>
-            <w:vAlign w:val="center"/>
-            <w:tcBorders>
-              <w:top w:val="single" w:sz="4" w:space="0" w:color="B8C4D1"/>
-              <w:left w:val="single" w:sz="4" w:space="0" w:color="B8C4D1"/>
-              <w:bottom w:val="single" w:sz="4" w:space="0" w:color="B8C4D1"/>
-              <w:right w:val="single" w:sz="4" w:space="0" w:color="B8C4D1"/>
-            </w:tcBorders>
-            <w:tcMar>
-              <w:top w:w="80" w:type="dxa"/>
-              <w:bottom w:w="80" w:type="dxa"/>
-              <w:start w:w="120" w:type="dxa"/>
-              <w:end w:w="120" w:type="dxa"/>
-            </w:tcMar>
-          </w:tcPr>
-          <w:p>
-            <w:pPr>
-              <w:jc w:val="center"/>
-            </w:pPr>
-            <w:r/>
-            <w:r>
-              <w:rPr>
-                <w:rFonts w:ascii="宋体" w:hAnsi="宋体" w:eastAsia="宋体"/>
-                <w:b w:val="0"/>
-                <w:sz w:val="20"/>
-              </w:rPr>
-              <w:t>P0</w:t>
-            </w:r>
-          </w:p>
-        </w:tc>
-      </w:tr>
-      <w:tr>
-        <w:tc>
-          <w:tcPr>
-            <w:tcW w:type="dxa" w:w="3216"/>
-            <w:vAlign w:val="center"/>
-            <w:tcBorders>
-              <w:top w:val="single" w:sz="4" w:space="0" w:color="B8C4D1"/>
-              <w:left w:val="single" w:sz="4" w:space="0" w:color="B8C4D1"/>
-              <w:bottom w:val="single" w:sz="4" w:space="0" w:color="B8C4D1"/>
-              <w:right w:val="single" w:sz="4" w:space="0" w:color="B8C4D1"/>
-            </w:tcBorders>
-            <w:tcMar>
-              <w:top w:w="80" w:type="dxa"/>
-              <w:bottom w:w="80" w:type="dxa"/>
-              <w:start w:w="120" w:type="dxa"/>
-              <w:end w:w="120" w:type="dxa"/>
-            </w:tcMar>
-          </w:tcPr>
-          <w:p>
-            <w:pPr>
-              <w:jc w:val="center"/>
-            </w:pPr>
-            <w:r/>
-            <w:r>
-              <w:rPr>
-                <w:rFonts w:ascii="宋体" w:hAnsi="宋体" w:eastAsia="宋体"/>
-                <w:b w:val="0"/>
-                <w:sz w:val="20"/>
-              </w:rPr>
-              <w:t>F-012</w:t>
-            </w:r>
-          </w:p>
-        </w:tc>
-        <w:tc>
-          <w:tcPr>
-            <w:tcW w:type="dxa" w:w="3216"/>
-            <w:vAlign w:val="center"/>
-            <w:tcBorders>
-              <w:top w:val="single" w:sz="4" w:space="0" w:color="B8C4D1"/>
-              <w:left w:val="single" w:sz="4" w:space="0" w:color="B8C4D1"/>
-              <w:bottom w:val="single" w:sz="4" w:space="0" w:color="B8C4D1"/>
-              <w:right w:val="single" w:sz="4" w:space="0" w:color="B8C4D1"/>
-            </w:tcBorders>
-            <w:tcMar>
-              <w:top w:w="80" w:type="dxa"/>
-              <w:bottom w:w="80" w:type="dxa"/>
-              <w:start w:w="120" w:type="dxa"/>
-              <w:end w:w="120" w:type="dxa"/>
-            </w:tcMar>
-          </w:tcPr>
-          <w:p>
-            <w:pPr>
-              <w:jc w:val="left"/>
-            </w:pPr>
-            <w:r/>
-            <w:r>
-              <w:rPr>
-                <w:rFonts w:ascii="宋体" w:hAnsi="宋体" w:eastAsia="宋体"/>
-                <w:b w:val="0"/>
-                <w:sz w:val="20"/>
-              </w:rPr>
-              <w:t>多报告场景支持下载全部报告</w:t>
-            </w:r>
-          </w:p>
-        </w:tc>
-        <w:tc>
-          <w:tcPr>
-            <w:tcW w:type="dxa" w:w="3216"/>
-            <w:vAlign w:val="center"/>
-            <w:tcBorders>
-              <w:top w:val="single" w:sz="4" w:space="0" w:color="B8C4D1"/>
-              <w:left w:val="single" w:sz="4" w:space="0" w:color="B8C4D1"/>
-              <w:bottom w:val="single" w:sz="4" w:space="0" w:color="B8C4D1"/>
-              <w:right w:val="single" w:sz="4" w:space="0" w:color="B8C4D1"/>
-            </w:tcBorders>
-            <w:tcMar>
-              <w:top w:w="80" w:type="dxa"/>
-              <w:bottom w:w="80" w:type="dxa"/>
-              <w:start w:w="120" w:type="dxa"/>
-              <w:end w:w="120" w:type="dxa"/>
-            </w:tcMar>
-          </w:tcPr>
-          <w:p>
-            <w:pPr>
-              <w:jc w:val="center"/>
-            </w:pPr>
-            <w:r/>
-            <w:r>
-              <w:rPr>
-                <w:rFonts w:ascii="宋体" w:hAnsi="宋体" w:eastAsia="宋体"/>
-                <w:b w:val="0"/>
-                <w:sz w:val="20"/>
-              </w:rPr>
-              <w:t>P0</w:t>
-            </w:r>
-          </w:p>
-        </w:tc>
-      </w:tr>
-      <w:tr>
-        <w:tc>
-          <w:tcPr>
-            <w:tcW w:type="dxa" w:w="3216"/>
-            <w:vAlign w:val="center"/>
-            <w:tcBorders>
-              <w:top w:val="single" w:sz="4" w:space="0" w:color="B8C4D1"/>
-              <w:left w:val="single" w:sz="4" w:space="0" w:color="B8C4D1"/>
-              <w:bottom w:val="single" w:sz="4" w:space="0" w:color="B8C4D1"/>
-              <w:right w:val="single" w:sz="4" w:space="0" w:color="B8C4D1"/>
-            </w:tcBorders>
-            <w:tcMar>
-              <w:top w:w="80" w:type="dxa"/>
-              <w:bottom w:w="80" w:type="dxa"/>
-              <w:start w:w="120" w:type="dxa"/>
-              <w:end w:w="120" w:type="dxa"/>
-            </w:tcMar>
-          </w:tcPr>
-          <w:p>
-            <w:pPr>
-              <w:jc w:val="center"/>
-            </w:pPr>
-            <w:r/>
-            <w:r>
-              <w:rPr>
-                <w:rFonts w:ascii="宋体" w:hAnsi="宋体" w:eastAsia="宋体"/>
-                <w:b w:val="0"/>
-                <w:sz w:val="20"/>
-              </w:rPr>
-              <w:t>F-013</w:t>
-            </w:r>
-          </w:p>
-        </w:tc>
-        <w:tc>
-          <w:tcPr>
-            <w:tcW w:type="dxa" w:w="3216"/>
-            <w:vAlign w:val="center"/>
-            <w:tcBorders>
-              <w:top w:val="single" w:sz="4" w:space="0" w:color="B8C4D1"/>
-              <w:left w:val="single" w:sz="4" w:space="0" w:color="B8C4D1"/>
-              <w:bottom w:val="single" w:sz="4" w:space="0" w:color="B8C4D1"/>
-              <w:right w:val="single" w:sz="4" w:space="0" w:color="B8C4D1"/>
-            </w:tcBorders>
-            <w:tcMar>
-              <w:top w:w="80" w:type="dxa"/>
-              <w:bottom w:w="80" w:type="dxa"/>
-              <w:start w:w="120" w:type="dxa"/>
-              <w:end w:w="120" w:type="dxa"/>
-            </w:tcMar>
-          </w:tcPr>
-          <w:p>
-            <w:pPr>
-              <w:jc w:val="left"/>
-            </w:pPr>
-            <w:r/>
-            <w:r>
-              <w:rPr>
-                <w:rFonts w:ascii="宋体" w:hAnsi="宋体" w:eastAsia="宋体"/>
-                <w:b w:val="0"/>
-                <w:sz w:val="20"/>
-              </w:rPr>
-              <w:t>金额过程、校验清单和 Agent 日志放入详情抽屉</w:t>
+              <w:t>金额过程和校验结果通过“查看详情”展示</w:t>
             </w:r>
           </w:p>
         </w:tc>
@@ -4504,104 +2557,6 @@
           </w:p>
         </w:tc>
       </w:tr>
-      <w:tr>
-        <w:tc>
-          <w:tcPr>
-            <w:tcW w:type="dxa" w:w="3216"/>
-            <w:vAlign w:val="center"/>
-            <w:tcBorders>
-              <w:top w:val="single" w:sz="4" w:space="0" w:color="B8C4D1"/>
-              <w:left w:val="single" w:sz="4" w:space="0" w:color="B8C4D1"/>
-              <w:bottom w:val="single" w:sz="4" w:space="0" w:color="B8C4D1"/>
-              <w:right w:val="single" w:sz="4" w:space="0" w:color="B8C4D1"/>
-            </w:tcBorders>
-            <w:tcMar>
-              <w:top w:w="80" w:type="dxa"/>
-              <w:bottom w:w="80" w:type="dxa"/>
-              <w:start w:w="120" w:type="dxa"/>
-              <w:end w:w="120" w:type="dxa"/>
-            </w:tcMar>
-          </w:tcPr>
-          <w:p>
-            <w:pPr>
-              <w:jc w:val="center"/>
-            </w:pPr>
-            <w:r/>
-            <w:r>
-              <w:rPr>
-                <w:rFonts w:ascii="宋体" w:hAnsi="宋体" w:eastAsia="宋体"/>
-                <w:b w:val="0"/>
-                <w:sz w:val="20"/>
-              </w:rPr>
-              <w:t>F-014</w:t>
-            </w:r>
-          </w:p>
-        </w:tc>
-        <w:tc>
-          <w:tcPr>
-            <w:tcW w:type="dxa" w:w="3216"/>
-            <w:vAlign w:val="center"/>
-            <w:tcBorders>
-              <w:top w:val="single" w:sz="4" w:space="0" w:color="B8C4D1"/>
-              <w:left w:val="single" w:sz="4" w:space="0" w:color="B8C4D1"/>
-              <w:bottom w:val="single" w:sz="4" w:space="0" w:color="B8C4D1"/>
-              <w:right w:val="single" w:sz="4" w:space="0" w:color="B8C4D1"/>
-            </w:tcBorders>
-            <w:tcMar>
-              <w:top w:w="80" w:type="dxa"/>
-              <w:bottom w:w="80" w:type="dxa"/>
-              <w:start w:w="120" w:type="dxa"/>
-              <w:end w:w="120" w:type="dxa"/>
-            </w:tcMar>
-          </w:tcPr>
-          <w:p>
-            <w:pPr>
-              <w:jc w:val="left"/>
-            </w:pPr>
-            <w:r/>
-            <w:r>
-              <w:rPr>
-                <w:rFonts w:ascii="宋体" w:hAnsi="宋体" w:eastAsia="宋体"/>
-                <w:b w:val="0"/>
-                <w:sz w:val="20"/>
-              </w:rPr>
-              <w:t>阻断异常出现时禁用下载，并提示必须处理的事项</w:t>
-            </w:r>
-          </w:p>
-        </w:tc>
-        <w:tc>
-          <w:tcPr>
-            <w:tcW w:type="dxa" w:w="3216"/>
-            <w:vAlign w:val="center"/>
-            <w:tcBorders>
-              <w:top w:val="single" w:sz="4" w:space="0" w:color="B8C4D1"/>
-              <w:left w:val="single" w:sz="4" w:space="0" w:color="B8C4D1"/>
-              <w:bottom w:val="single" w:sz="4" w:space="0" w:color="B8C4D1"/>
-              <w:right w:val="single" w:sz="4" w:space="0" w:color="B8C4D1"/>
-            </w:tcBorders>
-            <w:tcMar>
-              <w:top w:w="80" w:type="dxa"/>
-              <w:bottom w:w="80" w:type="dxa"/>
-              <w:start w:w="120" w:type="dxa"/>
-              <w:end w:w="120" w:type="dxa"/>
-            </w:tcMar>
-          </w:tcPr>
-          <w:p>
-            <w:pPr>
-              <w:jc w:val="center"/>
-            </w:pPr>
-            <w:r/>
-            <w:r>
-              <w:rPr>
-                <w:rFonts w:ascii="宋体" w:hAnsi="宋体" w:eastAsia="宋体"/>
-                <w:b w:val="0"/>
-                <w:sz w:val="20"/>
-              </w:rPr>
-              <w:t>P0</w:t>
-            </w:r>
-          </w:p>
-        </w:tc>
-      </w:tr>
     </w:tbl>
     <w:p>
       <w:pPr>
@@ -4619,164 +2574,7 @@
           <w:color w:val="1F4E79"/>
           <w:sz w:val="32"/>
         </w:rPr>
-        <w:t>9. 核心流程</w:t>
-      </w:r>
-    </w:p>
-    <w:p>
-      <w:pPr>
-        <w:spacing w:after="80"/>
-        <w:shd w:fill="F2F4F7"/>
-      </w:pPr>
-      <w:r>
-        <w:rPr>
-          <w:rFonts w:ascii="Consolas" w:hAnsi="Consolas" w:eastAsia="Consolas"/>
-          <w:sz w:val="18"/>
-        </w:rPr>
-        <w:t>flowchart TD</w:t>
-      </w:r>
-    </w:p>
-    <w:p>
-      <w:pPr>
-        <w:spacing w:after="80"/>
-        <w:shd w:fill="F2F4F7"/>
-      </w:pPr>
-      <w:r>
-        <w:rPr>
-          <w:rFonts w:ascii="Consolas" w:hAnsi="Consolas" w:eastAsia="Consolas"/>
-          <w:sz w:val="18"/>
-        </w:rPr>
-        <w:t xml:space="preserve">    A["用户上传资料包"] --&gt; B["可选补充新的金额计算方法"]</w:t>
-      </w:r>
-    </w:p>
-    <w:p>
-      <w:pPr>
-        <w:spacing w:after="80"/>
-        <w:shd w:fill="F2F4F7"/>
-      </w:pPr>
-      <w:r>
-        <w:rPr>
-          <w:rFonts w:ascii="Consolas" w:hAnsi="Consolas" w:eastAsia="Consolas"/>
-          <w:sz w:val="18"/>
-        </w:rPr>
-        <w:t xml:space="preserve">    B --&gt; C["系统确认生成配置"]</w:t>
-      </w:r>
-    </w:p>
-    <w:p>
-      <w:pPr>
-        <w:spacing w:after="80"/>
-        <w:shd w:fill="F2F4F7"/>
-      </w:pPr>
-      <w:r>
-        <w:rPr>
-          <w:rFonts w:ascii="Consolas" w:hAnsi="Consolas" w:eastAsia="Consolas"/>
-          <w:sz w:val="18"/>
-        </w:rPr>
-        <w:t xml:space="preserve">    C --&gt; D["资料解析 Agent 自动识别资料"]</w:t>
-      </w:r>
-    </w:p>
-    <w:p>
-      <w:pPr>
-        <w:spacing w:after="80"/>
-        <w:shd w:fill="F2F4F7"/>
-      </w:pPr>
-      <w:r>
-        <w:rPr>
-          <w:rFonts w:ascii="Consolas" w:hAnsi="Consolas" w:eastAsia="Consolas"/>
-          <w:sz w:val="18"/>
-        </w:rPr>
-        <w:t xml:space="preserve">    D --&gt; E["规范 Agent 抽取正文素材"]</w:t>
-      </w:r>
-    </w:p>
-    <w:p>
-      <w:pPr>
-        <w:spacing w:after="80"/>
-        <w:shd w:fill="F2F4F7"/>
-      </w:pPr>
-      <w:r>
-        <w:rPr>
-          <w:rFonts w:ascii="Consolas" w:hAnsi="Consolas" w:eastAsia="Consolas"/>
-          <w:sz w:val="18"/>
-        </w:rPr>
-        <w:t xml:space="preserve">    E --&gt; F["金额 Agent 按新方法或默认方法核算"]</w:t>
-      </w:r>
-    </w:p>
-    <w:p>
-      <w:pPr>
-        <w:spacing w:after="80"/>
-        <w:shd w:fill="F2F4F7"/>
-      </w:pPr>
-      <w:r>
-        <w:rPr>
-          <w:rFonts w:ascii="Consolas" w:hAnsi="Consolas" w:eastAsia="Consolas"/>
-          <w:sz w:val="18"/>
-        </w:rPr>
-        <w:t xml:space="preserve">    F --&gt; G["报告 Agent 生成 DOCX 报告"]</w:t>
-      </w:r>
-    </w:p>
-    <w:p>
-      <w:pPr>
-        <w:spacing w:after="80"/>
-        <w:shd w:fill="F2F4F7"/>
-      </w:pPr>
-      <w:r>
-        <w:rPr>
-          <w:rFonts w:ascii="Consolas" w:hAnsi="Consolas" w:eastAsia="Consolas"/>
-          <w:sz w:val="18"/>
-        </w:rPr>
-        <w:t xml:space="preserve">    G --&gt; H["校验 Agent 检查报告"]</w:t>
-      </w:r>
-    </w:p>
-    <w:p>
-      <w:pPr>
-        <w:spacing w:after="80"/>
-        <w:shd w:fill="F2F4F7"/>
-      </w:pPr>
-      <w:r>
-        <w:rPr>
-          <w:rFonts w:ascii="Consolas" w:hAnsi="Consolas" w:eastAsia="Consolas"/>
-          <w:sz w:val="18"/>
-        </w:rPr>
-        <w:t xml:space="preserve">    H --&gt; I{"是否存在阻断问题"}</w:t>
-      </w:r>
-    </w:p>
-    <w:p>
-      <w:pPr>
-        <w:spacing w:after="80"/>
-        <w:shd w:fill="F2F4F7"/>
-      </w:pPr>
-      <w:r>
-        <w:rPr>
-          <w:rFonts w:ascii="Consolas" w:hAnsi="Consolas" w:eastAsia="Consolas"/>
-          <w:sz w:val="18"/>
-        </w:rPr>
-        <w:t xml:space="preserve">    I -- "是" --&gt; J["提示用户补充或修正"]</w:t>
-      </w:r>
-    </w:p>
-    <w:p>
-      <w:pPr>
-        <w:spacing w:after="80"/>
-        <w:shd w:fill="F2F4F7"/>
-      </w:pPr>
-      <w:r>
-        <w:rPr>
-          <w:rFonts w:ascii="Consolas" w:hAnsi="Consolas" w:eastAsia="Consolas"/>
-          <w:sz w:val="18"/>
-        </w:rPr>
-        <w:t xml:space="preserve">    I -- "否" --&gt; K["输出成品报告"]</w:t>
-      </w:r>
-    </w:p>
-    <w:p>
-      <w:pPr>
-        <w:pStyle w:val="Heading1"/>
-      </w:pPr>
-      <w:r>
-        <w:rPr>
-          <w:rFonts w:ascii="宋体" w:hAnsi="宋体" w:eastAsia="宋体"/>
-          <w:b/>
-          <w:color w:val="1F4E79"/>
-          <w:sz w:val="32"/>
-        </w:rPr>
-        <w:t>10. 异常处理</w:t>
+        <w:t>7. 异常处理</w:t>
       </w:r>
     </w:p>
     <w:tbl>
@@ -4820,7 +2618,7 @@
                 <w:b/>
                 <w:sz w:val="20"/>
               </w:rPr>
-              <w:t>异常</w:t>
+              <w:t>情况</w:t>
             </w:r>
           </w:p>
         </w:tc>
@@ -4853,7 +2651,7 @@
                 <w:b/>
                 <w:sz w:val="20"/>
               </w:rPr>
-              <w:t>系统处理</w:t>
+              <w:t>处理</w:t>
             </w:r>
           </w:p>
         </w:tc>
@@ -4919,7 +2717,7 @@
                 <w:b w:val="0"/>
                 <w:sz w:val="20"/>
               </w:rPr>
-              <w:t>自动使用默认金额计算方法，并在详情中说明</w:t>
+              <w:t>使用默认金额计算方法，继续生成</w:t>
             </w:r>
           </w:p>
         </w:tc>
@@ -5019,7 +2817,7 @@
                 <w:b w:val="0"/>
                 <w:sz w:val="20"/>
               </w:rPr>
-              <w:t>文件名无法识别镇街</w:t>
+              <w:t>镇街名称无法识别</w:t>
             </w:r>
           </w:p>
         </w:tc>
@@ -5051,7 +2849,7 @@
                 <w:b w:val="0"/>
                 <w:sz w:val="20"/>
               </w:rPr>
-              <w:t>要求用户确认镇街名称</w:t>
+              <w:t>提示用户确认镇街名称</w:t>
             </w:r>
           </w:p>
         </w:tc>
@@ -5085,7 +2883,7 @@
                 <w:b w:val="0"/>
                 <w:sz w:val="20"/>
               </w:rPr>
-              <w:t>评分表缺失</w:t>
+              <w:t>评分资料缺失</w:t>
             </w:r>
           </w:p>
         </w:tc>
@@ -5108,7 +2906,7 @@
           </w:tcPr>
           <w:p>
             <w:pPr>
-              <w:jc w:val="left"/>
+              <w:jc w:val="center"/>
             </w:pPr>
             <w:r/>
             <w:r>
@@ -5117,7 +2915,7 @@
                 <w:b w:val="0"/>
                 <w:sz w:val="20"/>
               </w:rPr>
-              <w:t>生成草稿或提示需确认，金额结果标记为未定</w:t>
+              <w:t>生成草稿或标记需确认</w:t>
             </w:r>
           </w:p>
         </w:tc>
@@ -5151,7 +2949,7 @@
                 <w:b w:val="0"/>
                 <w:sz w:val="20"/>
               </w:rPr>
-              <w:t>金额差异异常</w:t>
+              <w:t>金额异常</w:t>
             </w:r>
           </w:p>
         </w:tc>
@@ -5183,7 +2981,7 @@
                 <w:b w:val="0"/>
                 <w:sz w:val="20"/>
               </w:rPr>
-              <w:t>在详情中标红，并展示公式、基数和系数</w:t>
+              <w:t>在详情中标红，必要时阻断导出</w:t>
             </w:r>
           </w:p>
         </w:tc>
@@ -5240,7 +3038,7 @@
           </w:tcPr>
           <w:p>
             <w:pPr>
-              <w:jc w:val="center"/>
+              <w:jc w:val="left"/>
             </w:pPr>
             <w:r/>
             <w:r>
@@ -5249,7 +3047,7 @@
                 <w:b w:val="0"/>
                 <w:sz w:val="20"/>
               </w:rPr>
-              <w:t>阻断正式导出，要求修复</w:t>
+              <w:t>阻断正式导出并自动修复或提示处理</w:t>
             </w:r>
           </w:p>
         </w:tc>
@@ -5271,502 +3069,7 @@
           <w:color w:val="1F4E79"/>
           <w:sz w:val="32"/>
         </w:rPr>
-        <w:t>11. 非功能需求</w:t>
-      </w:r>
-    </w:p>
-    <w:tbl>
-      <w:tblPr>
-        <w:tblStyle w:val="TableGrid"/>
-        <w:tblW w:type="auto" w:w="0"/>
-        <w:jc w:val="center"/>
-        <w:tblLook w:firstColumn="1" w:firstRow="1" w:lastColumn="0" w:lastRow="0" w:noHBand="0" w:noVBand="1" w:val="04A0"/>
-      </w:tblPr>
-      <w:tblGrid>
-        <w:gridCol w:w="4824"/>
-        <w:gridCol w:w="4824"/>
-      </w:tblGrid>
-      <w:tr>
-        <w:tc>
-          <w:tcPr>
-            <w:tcW w:type="dxa" w:w="4824"/>
-            <w:vAlign w:val="center"/>
-            <w:shd w:fill="E8EEF5"/>
-            <w:tcBorders>
-              <w:top w:val="single" w:sz="4" w:space="0" w:color="B8C4D1"/>
-              <w:left w:val="single" w:sz="4" w:space="0" w:color="B8C4D1"/>
-              <w:bottom w:val="single" w:sz="4" w:space="0" w:color="B8C4D1"/>
-              <w:right w:val="single" w:sz="4" w:space="0" w:color="B8C4D1"/>
-            </w:tcBorders>
-            <w:tcMar>
-              <w:top w:w="80" w:type="dxa"/>
-              <w:bottom w:w="80" w:type="dxa"/>
-              <w:start w:w="120" w:type="dxa"/>
-              <w:end w:w="120" w:type="dxa"/>
-            </w:tcMar>
-          </w:tcPr>
-          <w:p>
-            <w:pPr>
-              <w:jc w:val="center"/>
-            </w:pPr>
-            <w:r/>
-            <w:r>
-              <w:rPr>
-                <w:rFonts w:ascii="宋体" w:hAnsi="宋体" w:eastAsia="宋体"/>
-                <w:b/>
-                <w:sz w:val="20"/>
-              </w:rPr>
-              <w:t>类别</w:t>
-            </w:r>
-          </w:p>
-        </w:tc>
-        <w:tc>
-          <w:tcPr>
-            <w:tcW w:type="dxa" w:w="4824"/>
-            <w:vAlign w:val="center"/>
-            <w:shd w:fill="E8EEF5"/>
-            <w:tcBorders>
-              <w:top w:val="single" w:sz="4" w:space="0" w:color="B8C4D1"/>
-              <w:left w:val="single" w:sz="4" w:space="0" w:color="B8C4D1"/>
-              <w:bottom w:val="single" w:sz="4" w:space="0" w:color="B8C4D1"/>
-              <w:right w:val="single" w:sz="4" w:space="0" w:color="B8C4D1"/>
-            </w:tcBorders>
-            <w:tcMar>
-              <w:top w:w="80" w:type="dxa"/>
-              <w:bottom w:w="80" w:type="dxa"/>
-              <w:start w:w="120" w:type="dxa"/>
-              <w:end w:w="120" w:type="dxa"/>
-            </w:tcMar>
-          </w:tcPr>
-          <w:p>
-            <w:pPr>
-              <w:jc w:val="center"/>
-            </w:pPr>
-            <w:r/>
-            <w:r>
-              <w:rPr>
-                <w:rFonts w:ascii="宋体" w:hAnsi="宋体" w:eastAsia="宋体"/>
-                <w:b/>
-                <w:sz w:val="20"/>
-              </w:rPr>
-              <w:t>要求</w:t>
-            </w:r>
-          </w:p>
-        </w:tc>
-      </w:tr>
-      <w:tr>
-        <w:tc>
-          <w:tcPr>
-            <w:tcW w:type="dxa" w:w="4824"/>
-            <w:vAlign w:val="center"/>
-            <w:tcBorders>
-              <w:top w:val="single" w:sz="4" w:space="0" w:color="B8C4D1"/>
-              <w:left w:val="single" w:sz="4" w:space="0" w:color="B8C4D1"/>
-              <w:bottom w:val="single" w:sz="4" w:space="0" w:color="B8C4D1"/>
-              <w:right w:val="single" w:sz="4" w:space="0" w:color="B8C4D1"/>
-            </w:tcBorders>
-            <w:tcMar>
-              <w:top w:w="80" w:type="dxa"/>
-              <w:bottom w:w="80" w:type="dxa"/>
-              <w:start w:w="120" w:type="dxa"/>
-              <w:end w:w="120" w:type="dxa"/>
-            </w:tcMar>
-          </w:tcPr>
-          <w:p>
-            <w:pPr>
-              <w:jc w:val="center"/>
-            </w:pPr>
-            <w:r/>
-            <w:r>
-              <w:rPr>
-                <w:rFonts w:ascii="宋体" w:hAnsi="宋体" w:eastAsia="宋体"/>
-                <w:b w:val="0"/>
-                <w:sz w:val="20"/>
-              </w:rPr>
-              <w:t>易用性</w:t>
-            </w:r>
-          </w:p>
-        </w:tc>
-        <w:tc>
-          <w:tcPr>
-            <w:tcW w:type="dxa" w:w="4824"/>
-            <w:vAlign w:val="center"/>
-            <w:tcBorders>
-              <w:top w:val="single" w:sz="4" w:space="0" w:color="B8C4D1"/>
-              <w:left w:val="single" w:sz="4" w:space="0" w:color="B8C4D1"/>
-              <w:bottom w:val="single" w:sz="4" w:space="0" w:color="B8C4D1"/>
-              <w:right w:val="single" w:sz="4" w:space="0" w:color="B8C4D1"/>
-            </w:tcBorders>
-            <w:tcMar>
-              <w:top w:w="80" w:type="dxa"/>
-              <w:bottom w:w="80" w:type="dxa"/>
-              <w:start w:w="120" w:type="dxa"/>
-              <w:end w:w="120" w:type="dxa"/>
-            </w:tcMar>
-          </w:tcPr>
-          <w:p>
-            <w:pPr>
-              <w:jc w:val="left"/>
-            </w:pPr>
-            <w:r/>
-            <w:r>
-              <w:rPr>
-                <w:rFonts w:ascii="宋体" w:hAnsi="宋体" w:eastAsia="宋体"/>
-                <w:b w:val="0"/>
-                <w:sz w:val="20"/>
-              </w:rPr>
-              <w:t>用户主流程不超过 4 步：上传、确认、生成、下载</w:t>
-            </w:r>
-          </w:p>
-        </w:tc>
-      </w:tr>
-      <w:tr>
-        <w:tc>
-          <w:tcPr>
-            <w:tcW w:type="dxa" w:w="4824"/>
-            <w:vAlign w:val="center"/>
-            <w:tcBorders>
-              <w:top w:val="single" w:sz="4" w:space="0" w:color="B8C4D1"/>
-              <w:left w:val="single" w:sz="4" w:space="0" w:color="B8C4D1"/>
-              <w:bottom w:val="single" w:sz="4" w:space="0" w:color="B8C4D1"/>
-              <w:right w:val="single" w:sz="4" w:space="0" w:color="B8C4D1"/>
-            </w:tcBorders>
-            <w:tcMar>
-              <w:top w:w="80" w:type="dxa"/>
-              <w:bottom w:w="80" w:type="dxa"/>
-              <w:start w:w="120" w:type="dxa"/>
-              <w:end w:w="120" w:type="dxa"/>
-            </w:tcMar>
-          </w:tcPr>
-          <w:p>
-            <w:pPr>
-              <w:jc w:val="center"/>
-            </w:pPr>
-            <w:r/>
-            <w:r>
-              <w:rPr>
-                <w:rFonts w:ascii="宋体" w:hAnsi="宋体" w:eastAsia="宋体"/>
-                <w:b w:val="0"/>
-                <w:sz w:val="20"/>
-              </w:rPr>
-              <w:t>准确性</w:t>
-            </w:r>
-          </w:p>
-        </w:tc>
-        <w:tc>
-          <w:tcPr>
-            <w:tcW w:type="dxa" w:w="4824"/>
-            <w:vAlign w:val="center"/>
-            <w:tcBorders>
-              <w:top w:val="single" w:sz="4" w:space="0" w:color="B8C4D1"/>
-              <w:left w:val="single" w:sz="4" w:space="0" w:color="B8C4D1"/>
-              <w:bottom w:val="single" w:sz="4" w:space="0" w:color="B8C4D1"/>
-              <w:right w:val="single" w:sz="4" w:space="0" w:color="B8C4D1"/>
-            </w:tcBorders>
-            <w:tcMar>
-              <w:top w:w="80" w:type="dxa"/>
-              <w:bottom w:w="80" w:type="dxa"/>
-              <w:start w:w="120" w:type="dxa"/>
-              <w:end w:w="120" w:type="dxa"/>
-            </w:tcMar>
-          </w:tcPr>
-          <w:p>
-            <w:pPr>
-              <w:jc w:val="left"/>
-            </w:pPr>
-            <w:r/>
-            <w:r>
-              <w:rPr>
-                <w:rFonts w:ascii="宋体" w:hAnsi="宋体" w:eastAsia="宋体"/>
-                <w:b w:val="0"/>
-                <w:sz w:val="20"/>
-              </w:rPr>
-              <w:t>金额公式和镇级系数可追溯、可复核</w:t>
-            </w:r>
-          </w:p>
-        </w:tc>
-      </w:tr>
-      <w:tr>
-        <w:tc>
-          <w:tcPr>
-            <w:tcW w:type="dxa" w:w="4824"/>
-            <w:vAlign w:val="center"/>
-            <w:tcBorders>
-              <w:top w:val="single" w:sz="4" w:space="0" w:color="B8C4D1"/>
-              <w:left w:val="single" w:sz="4" w:space="0" w:color="B8C4D1"/>
-              <w:bottom w:val="single" w:sz="4" w:space="0" w:color="B8C4D1"/>
-              <w:right w:val="single" w:sz="4" w:space="0" w:color="B8C4D1"/>
-            </w:tcBorders>
-            <w:tcMar>
-              <w:top w:w="80" w:type="dxa"/>
-              <w:bottom w:w="80" w:type="dxa"/>
-              <w:start w:w="120" w:type="dxa"/>
-              <w:end w:w="120" w:type="dxa"/>
-            </w:tcMar>
-          </w:tcPr>
-          <w:p>
-            <w:pPr>
-              <w:jc w:val="center"/>
-            </w:pPr>
-            <w:r/>
-            <w:r>
-              <w:rPr>
-                <w:rFonts w:ascii="宋体" w:hAnsi="宋体" w:eastAsia="宋体"/>
-                <w:b w:val="0"/>
-                <w:sz w:val="20"/>
-              </w:rPr>
-              <w:t>一致性</w:t>
-            </w:r>
-          </w:p>
-        </w:tc>
-        <w:tc>
-          <w:tcPr>
-            <w:tcW w:type="dxa" w:w="4824"/>
-            <w:vAlign w:val="center"/>
-            <w:tcBorders>
-              <w:top w:val="single" w:sz="4" w:space="0" w:color="B8C4D1"/>
-              <w:left w:val="single" w:sz="4" w:space="0" w:color="B8C4D1"/>
-              <w:bottom w:val="single" w:sz="4" w:space="0" w:color="B8C4D1"/>
-              <w:right w:val="single" w:sz="4" w:space="0" w:color="B8C4D1"/>
-            </w:tcBorders>
-            <w:tcMar>
-              <w:top w:w="80" w:type="dxa"/>
-              <w:bottom w:w="80" w:type="dxa"/>
-              <w:start w:w="120" w:type="dxa"/>
-              <w:end w:w="120" w:type="dxa"/>
-            </w:tcMar>
-          </w:tcPr>
-          <w:p>
-            <w:pPr>
-              <w:jc w:val="left"/>
-            </w:pPr>
-            <w:r/>
-            <w:r>
-              <w:rPr>
-                <w:rFonts w:ascii="宋体" w:hAnsi="宋体" w:eastAsia="宋体"/>
-                <w:b w:val="0"/>
-                <w:sz w:val="20"/>
-              </w:rPr>
-              <w:t>同一资料包多次生成结果应保持一致</w:t>
-            </w:r>
-          </w:p>
-        </w:tc>
-      </w:tr>
-      <w:tr>
-        <w:tc>
-          <w:tcPr>
-            <w:tcW w:type="dxa" w:w="4824"/>
-            <w:vAlign w:val="center"/>
-            <w:tcBorders>
-              <w:top w:val="single" w:sz="4" w:space="0" w:color="B8C4D1"/>
-              <w:left w:val="single" w:sz="4" w:space="0" w:color="B8C4D1"/>
-              <w:bottom w:val="single" w:sz="4" w:space="0" w:color="B8C4D1"/>
-              <w:right w:val="single" w:sz="4" w:space="0" w:color="B8C4D1"/>
-            </w:tcBorders>
-            <w:tcMar>
-              <w:top w:w="80" w:type="dxa"/>
-              <w:bottom w:w="80" w:type="dxa"/>
-              <w:start w:w="120" w:type="dxa"/>
-              <w:end w:w="120" w:type="dxa"/>
-            </w:tcMar>
-          </w:tcPr>
-          <w:p>
-            <w:pPr>
-              <w:jc w:val="center"/>
-            </w:pPr>
-            <w:r/>
-            <w:r>
-              <w:rPr>
-                <w:rFonts w:ascii="宋体" w:hAnsi="宋体" w:eastAsia="宋体"/>
-                <w:b w:val="0"/>
-                <w:sz w:val="20"/>
-              </w:rPr>
-              <w:t>容错性</w:t>
-            </w:r>
-          </w:p>
-        </w:tc>
-        <w:tc>
-          <w:tcPr>
-            <w:tcW w:type="dxa" w:w="4824"/>
-            <w:vAlign w:val="center"/>
-            <w:tcBorders>
-              <w:top w:val="single" w:sz="4" w:space="0" w:color="B8C4D1"/>
-              <w:left w:val="single" w:sz="4" w:space="0" w:color="B8C4D1"/>
-              <w:bottom w:val="single" w:sz="4" w:space="0" w:color="B8C4D1"/>
-              <w:right w:val="single" w:sz="4" w:space="0" w:color="B8C4D1"/>
-            </w:tcBorders>
-            <w:tcMar>
-              <w:top w:w="80" w:type="dxa"/>
-              <w:bottom w:w="80" w:type="dxa"/>
-              <w:start w:w="120" w:type="dxa"/>
-              <w:end w:w="120" w:type="dxa"/>
-            </w:tcMar>
-          </w:tcPr>
-          <w:p>
-            <w:pPr>
-              <w:jc w:val="left"/>
-            </w:pPr>
-            <w:r/>
-            <w:r>
-              <w:rPr>
-                <w:rFonts w:ascii="宋体" w:hAnsi="宋体" w:eastAsia="宋体"/>
-                <w:b w:val="0"/>
-                <w:sz w:val="20"/>
-              </w:rPr>
-              <w:t>无新金额方法时自动使用默认方法</w:t>
-            </w:r>
-          </w:p>
-        </w:tc>
-      </w:tr>
-      <w:tr>
-        <w:tc>
-          <w:tcPr>
-            <w:tcW w:type="dxa" w:w="4824"/>
-            <w:vAlign w:val="center"/>
-            <w:tcBorders>
-              <w:top w:val="single" w:sz="4" w:space="0" w:color="B8C4D1"/>
-              <w:left w:val="single" w:sz="4" w:space="0" w:color="B8C4D1"/>
-              <w:bottom w:val="single" w:sz="4" w:space="0" w:color="B8C4D1"/>
-              <w:right w:val="single" w:sz="4" w:space="0" w:color="B8C4D1"/>
-            </w:tcBorders>
-            <w:tcMar>
-              <w:top w:w="80" w:type="dxa"/>
-              <w:bottom w:w="80" w:type="dxa"/>
-              <w:start w:w="120" w:type="dxa"/>
-              <w:end w:w="120" w:type="dxa"/>
-            </w:tcMar>
-          </w:tcPr>
-          <w:p>
-            <w:pPr>
-              <w:jc w:val="center"/>
-            </w:pPr>
-            <w:r/>
-            <w:r>
-              <w:rPr>
-                <w:rFonts w:ascii="宋体" w:hAnsi="宋体" w:eastAsia="宋体"/>
-                <w:b w:val="0"/>
-                <w:sz w:val="20"/>
-              </w:rPr>
-              <w:t>可解释性</w:t>
-            </w:r>
-          </w:p>
-        </w:tc>
-        <w:tc>
-          <w:tcPr>
-            <w:tcW w:type="dxa" w:w="4824"/>
-            <w:vAlign w:val="center"/>
-            <w:tcBorders>
-              <w:top w:val="single" w:sz="4" w:space="0" w:color="B8C4D1"/>
-              <w:left w:val="single" w:sz="4" w:space="0" w:color="B8C4D1"/>
-              <w:bottom w:val="single" w:sz="4" w:space="0" w:color="B8C4D1"/>
-              <w:right w:val="single" w:sz="4" w:space="0" w:color="B8C4D1"/>
-            </w:tcBorders>
-            <w:tcMar>
-              <w:top w:w="80" w:type="dxa"/>
-              <w:bottom w:w="80" w:type="dxa"/>
-              <w:start w:w="120" w:type="dxa"/>
-              <w:end w:w="120" w:type="dxa"/>
-            </w:tcMar>
-          </w:tcPr>
-          <w:p>
-            <w:pPr>
-              <w:jc w:val="left"/>
-            </w:pPr>
-            <w:r/>
-            <w:r>
-              <w:rPr>
-                <w:rFonts w:ascii="宋体" w:hAnsi="宋体" w:eastAsia="宋体"/>
-                <w:b w:val="0"/>
-                <w:sz w:val="20"/>
-              </w:rPr>
-              <w:t>详情中可查看金额过程和校验结果</w:t>
-            </w:r>
-          </w:p>
-        </w:tc>
-      </w:tr>
-      <w:tr>
-        <w:tc>
-          <w:tcPr>
-            <w:tcW w:type="dxa" w:w="4824"/>
-            <w:vAlign w:val="center"/>
-            <w:tcBorders>
-              <w:top w:val="single" w:sz="4" w:space="0" w:color="B8C4D1"/>
-              <w:left w:val="single" w:sz="4" w:space="0" w:color="B8C4D1"/>
-              <w:bottom w:val="single" w:sz="4" w:space="0" w:color="B8C4D1"/>
-              <w:right w:val="single" w:sz="4" w:space="0" w:color="B8C4D1"/>
-            </w:tcBorders>
-            <w:tcMar>
-              <w:top w:w="80" w:type="dxa"/>
-              <w:bottom w:w="80" w:type="dxa"/>
-              <w:start w:w="120" w:type="dxa"/>
-              <w:end w:w="120" w:type="dxa"/>
-            </w:tcMar>
-          </w:tcPr>
-          <w:p>
-            <w:pPr>
-              <w:jc w:val="center"/>
-            </w:pPr>
-            <w:r/>
-            <w:r>
-              <w:rPr>
-                <w:rFonts w:ascii="宋体" w:hAnsi="宋体" w:eastAsia="宋体"/>
-                <w:b w:val="0"/>
-                <w:sz w:val="20"/>
-              </w:rPr>
-              <w:t>安全性</w:t>
-            </w:r>
-          </w:p>
-        </w:tc>
-        <w:tc>
-          <w:tcPr>
-            <w:tcW w:type="dxa" w:w="4824"/>
-            <w:vAlign w:val="center"/>
-            <w:tcBorders>
-              <w:top w:val="single" w:sz="4" w:space="0" w:color="B8C4D1"/>
-              <w:left w:val="single" w:sz="4" w:space="0" w:color="B8C4D1"/>
-              <w:bottom w:val="single" w:sz="4" w:space="0" w:color="B8C4D1"/>
-              <w:right w:val="single" w:sz="4" w:space="0" w:color="B8C4D1"/>
-            </w:tcBorders>
-            <w:tcMar>
-              <w:top w:w="80" w:type="dxa"/>
-              <w:bottom w:w="80" w:type="dxa"/>
-              <w:start w:w="120" w:type="dxa"/>
-              <w:end w:w="120" w:type="dxa"/>
-            </w:tcMar>
-          </w:tcPr>
-          <w:p>
-            <w:pPr>
-              <w:jc w:val="left"/>
-            </w:pPr>
-            <w:r/>
-            <w:r>
-              <w:rPr>
-                <w:rFonts w:ascii="宋体" w:hAnsi="宋体" w:eastAsia="宋体"/>
-                <w:b w:val="0"/>
-                <w:sz w:val="20"/>
-              </w:rPr>
-              <w:t>用户资料仅用于报告生成，不自动外发给无关服务</w:t>
-            </w:r>
-          </w:p>
-        </w:tc>
-      </w:tr>
-    </w:tbl>
-    <w:p>
-      <w:pPr>
-        <w:spacing w:after="40"/>
-      </w:pPr>
-    </w:p>
-    <w:p>
-      <w:pPr>
-        <w:pStyle w:val="Heading1"/>
-      </w:pPr>
-      <w:r>
-        <w:rPr>
-          <w:rFonts w:ascii="宋体" w:hAnsi="宋体" w:eastAsia="宋体"/>
-          <w:b/>
-          <w:color w:val="1F4E79"/>
-          <w:sz w:val="32"/>
-        </w:rPr>
-        <w:t>12. 验收标准</w:t>
+        <w:t>8. 验收标准</w:t>
       </w:r>
     </w:p>
     <w:p>
@@ -5779,7 +3082,7 @@
           <w:rFonts w:ascii="宋体" w:hAnsi="宋体" w:eastAsia="宋体"/>
           <w:sz w:val="22"/>
         </w:rPr>
-        <w:t>用户进入首页后能立即看到“上传资料包生成报告”入口。</w:t>
+        <w:t>用户不上传新的金额计算方法，也能完成报告生成。</w:t>
       </w:r>
     </w:p>
     <w:p>
@@ -5792,7 +3095,7 @@
           <w:rFonts w:ascii="宋体" w:hAnsi="宋体" w:eastAsia="宋体"/>
           <w:sz w:val="22"/>
         </w:rPr>
-        <w:t>用户只上传资料包、不上传新的金额计算方法时，系统能使用默认金额计算方法生成报告。</w:t>
+        <w:t>用户能明确理解：资料包是必填，新的金额计算方法是选填。</w:t>
       </w:r>
     </w:p>
     <w:p>
@@ -5805,7 +3108,7 @@
           <w:rFonts w:ascii="宋体" w:hAnsi="宋体" w:eastAsia="宋体"/>
           <w:sz w:val="22"/>
         </w:rPr>
-        <w:t>用户上传新的金额计算方法时，系统能按新方法优先处理。</w:t>
+        <w:t>首页、上传页和结果页的主操作足够明显。</w:t>
       </w:r>
     </w:p>
     <w:p>
@@ -5818,7 +3121,7 @@
           <w:rFonts w:ascii="宋体" w:hAnsi="宋体" w:eastAsia="宋体"/>
           <w:sz w:val="22"/>
         </w:rPr>
-        <w:t>生成过程能清晰显示当前步骤和 Agent 状态。</w:t>
+        <w:t>生成过程无需用户逐项确认，只有阻断异常才要求处理。</w:t>
       </w:r>
     </w:p>
     <w:p>
@@ -5831,7 +3134,7 @@
           <w:rFonts w:ascii="宋体" w:hAnsi="宋体" w:eastAsia="宋体"/>
           <w:sz w:val="22"/>
         </w:rPr>
-        <w:t>结果页第一优先级为下载成品 DOCX 报告。</w:t>
+        <w:t>成品报告是结果页最突出内容。</w:t>
       </w:r>
     </w:p>
     <w:p>
@@ -5844,20 +3147,7 @@
           <w:rFonts w:ascii="宋体" w:hAnsi="宋体" w:eastAsia="宋体"/>
           <w:sz w:val="22"/>
         </w:rPr>
-        <w:t>金额过程和校验清单可在详情中查看，但不干扰主流程。</w:t>
-      </w:r>
-    </w:p>
-    <w:p>
-      <w:pPr>
-        <w:pStyle w:val="ListNumber"/>
-        <w:spacing w:after="100"/>
-      </w:pPr>
-      <w:r>
-        <w:rPr>
-          <w:rFonts w:ascii="宋体" w:hAnsi="宋体" w:eastAsia="宋体"/>
-          <w:sz w:val="22"/>
-        </w:rPr>
-        <w:t>阻断异常会阻止导出，并明确告诉用户需要处理什么。</w:t>
+        <w:t>生成详情可查看，但不干扰主流程。</w:t>
       </w:r>
     </w:p>
     <w:sectPr>
